--- a/lessons/2-3/downloads/reveal/teacher/2.6-homework-packet.docx
+++ b/lessons/2-3/downloads/reveal/teacher/2.6-homework-packet.docx
@@ -81,7 +81,7 @@
           <w:sz w:val="19"/>
           <w:szCs w:val="19"/>
         </w:rPr>
-        <w:t xml:space="preserve">Lesson 2-6  ·  Homework Packet  ·  Sheet 1 of 2</w:t>
+        <w:t xml:space="preserve">Lesson 2-3  ·  Homework Packet  ·  Sheet 1 of 2</w:t>
       </w:r>
     </w:p>
     <w:p>
@@ -2282,7 +2282,7 @@
           <w:sz w:val="19"/>
           <w:szCs w:val="19"/>
         </w:rPr>
-        <w:t xml:space="preserve">Lesson 2-6  ·  Homework Packet  ·  Sheet 2 of 2</w:t>
+        <w:t xml:space="preserve">Lesson 2-3  ·  Homework Packet  ·  Sheet 2 of 2</w:t>
       </w:r>
     </w:p>
     <w:p>
@@ -4808,7 +4808,7 @@
               <w:sz w:val="15"/>
               <w:szCs w:val="15"/>
             </w:rPr>
-            <w:t xml:space="preserve">Lesson 2-6  ·  Homework Packet</w:t>
+            <w:t xml:space="preserve">Lesson 2-3  ·  Homework Packet</w:t>
           </w:r>
         </w:p>
       </w:tc>

--- a/lessons/2-3/downloads/reveal/teacher/2.6-homework-packet.docx
+++ b/lessons/2-3/downloads/reveal/teacher/2.6-homework-packet.docx
@@ -15,10 +15,28 @@
         <w:rPr>
           <w:rFonts w:ascii="Avenir Next" w:hAnsi="Avenir Next" w:cs="Avenir Next" w:eastAsia="Avenir Next"/>
           <w:color w:val="1A1A1A"/>
+          <w:sz w:val="22"/>
+          <w:szCs w:val="20"/>
+        </w:rPr>
+        <w:t xml:space="preserve">Name</w:t>
+      </w:r>
+      <w:r>
+        <w:rPr>
+          <w:rFonts w:ascii="Avenir Next" w:hAnsi="Avenir Next" w:cs="Avenir Next" w:eastAsia="Avenir Next"/>
+          <w:color w:val="1A1A1A"/>
           <w:sz w:val="20"/>
           <w:szCs w:val="20"/>
         </w:rPr>
-        <w:t xml:space="preserve">Name</w:t>
+        <w:tab/>
+      </w:r>
+      <w:r>
+        <w:rPr>
+          <w:rFonts w:ascii="Avenir Next" w:hAnsi="Avenir Next" w:cs="Avenir Next" w:eastAsia="Avenir Next"/>
+          <w:color w:val="1A1A1A"/>
+          <w:sz w:val="22"/>
+          <w:szCs w:val="20"/>
+        </w:rPr>
+        <w:t xml:space="preserve">   Date</w:t>
       </w:r>
       <w:r>
         <w:rPr>
@@ -33,25 +51,7 @@
         <w:rPr>
           <w:rFonts w:ascii="Avenir Next" w:hAnsi="Avenir Next" w:cs="Avenir Next" w:eastAsia="Avenir Next"/>
           <w:color w:val="1A1A1A"/>
-          <w:sz w:val="20"/>
-          <w:szCs w:val="20"/>
-        </w:rPr>
-        <w:t xml:space="preserve">   Date</w:t>
-      </w:r>
-      <w:r>
-        <w:rPr>
-          <w:rFonts w:ascii="Avenir Next" w:hAnsi="Avenir Next" w:cs="Avenir Next" w:eastAsia="Avenir Next"/>
-          <w:color w:val="1A1A1A"/>
-          <w:sz w:val="20"/>
-          <w:szCs w:val="20"/>
-        </w:rPr>
-        <w:tab/>
-      </w:r>
-      <w:r>
-        <w:rPr>
-          <w:rFonts w:ascii="Avenir Next" w:hAnsi="Avenir Next" w:cs="Avenir Next" w:eastAsia="Avenir Next"/>
-          <w:color w:val="1A1A1A"/>
-          <w:sz w:val="20"/>
+          <w:sz w:val="22"/>
           <w:szCs w:val="20"/>
         </w:rPr>
         <w:t xml:space="preserve">   Period</w:t>
@@ -78,14 +78,15 @@
           <w:caps/>
           <w:color w:val="003A70"/>
           <w:spacing w:val="12"/>
-          <w:sz w:val="19"/>
+          <w:sz w:val="22"/>
           <w:szCs w:val="19"/>
         </w:rPr>
-        <w:t xml:space="preserve">Lesson 2-3  ·  Homework Packet  ·  Sheet 1 of 2</w:t>
+        <w:t xml:space="preserve">Lesson 2-6  ·  Homework Packet  ·  Sheet 1 of 2</w:t>
       </w:r>
     </w:p>
     <w:p>
       <w:pPr>
+        <w:pStyle w:val="Heading1"/>
         <w:keepNext/>
         <w:spacing w:before="0" w:after="0" w:line="240" w:lineRule="auto"/>
       </w:pPr>
@@ -163,6 +164,7 @@
           </w:tcPr>
           <w:p>
             <w:pPr>
+              <w:pStyle w:val="Heading2"/>
               <w:spacing w:before="0" w:after="0" w:line="240" w:lineRule="auto"/>
             </w:pPr>
             <w:r>
@@ -190,44 +192,44 @@
                 <w:rFonts w:ascii="Avenir Next" w:hAnsi="Avenir Next" w:cs="Avenir Next" w:eastAsia="Avenir Next"/>
                 <w:b/>
                 <w:color w:val="003A70"/>
+                <w:sz w:val="22"/>
+                <w:szCs w:val="18"/>
+              </w:rPr>
+              <w:t xml:space="preserve">•</w:t>
+            </w:r>
+            <w:r>
+              <w:rPr>
+                <w:rFonts w:ascii="Avenir Next" w:hAnsi="Avenir Next" w:cs="Avenir Next" w:eastAsia="Avenir Next"/>
+                <w:color w:val="1A1A1A"/>
                 <w:sz w:val="18"/>
                 <w:szCs w:val="18"/>
               </w:rPr>
-              <w:t xml:space="preserve">•</w:t>
-            </w:r>
-            <w:r>
-              <w:rPr>
-                <w:rFonts w:ascii="Avenir Next" w:hAnsi="Avenir Next" w:cs="Avenir Next" w:eastAsia="Avenir Next"/>
-                <w:color w:val="1A1A1A"/>
-                <w:sz w:val="18"/>
+              <w:tab/>
+            </w:r>
+            <w:r>
+              <w:rPr>
+                <w:rFonts w:ascii="Avenir Next" w:hAnsi="Avenir Next" w:cs="Avenir Next" w:eastAsia="Avenir Next"/>
+                <w:color w:val="1A1A1A"/>
+                <w:sz w:val="22"/>
                 <w:szCs w:val="18"/>
               </w:rPr>
-              <w:tab/>
-            </w:r>
-            <w:r>
-              <w:rPr>
-                <w:rFonts w:ascii="Avenir Next" w:hAnsi="Avenir Next" w:cs="Avenir Next" w:eastAsia="Avenir Next"/>
-                <w:color w:val="1A1A1A"/>
-                <w:sz w:val="18"/>
+              <w:t xml:space="preserve">An </w:t>
+            </w:r>
+            <w:r>
+              <w:rPr>
+                <w:rFonts w:ascii="Avenir Next" w:hAnsi="Avenir Next" w:cs="Avenir Next" w:eastAsia="Avenir Next"/>
+                <w:b/>
+                <w:color w:val="1A1A1A"/>
+                <w:sz w:val="22"/>
                 <w:szCs w:val="18"/>
               </w:rPr>
-              <w:t xml:space="preserve">An </w:t>
-            </w:r>
-            <w:r>
-              <w:rPr>
-                <w:rFonts w:ascii="Avenir Next" w:hAnsi="Avenir Next" w:cs="Avenir Next" w:eastAsia="Avenir Next"/>
-                <w:b/>
-                <w:color w:val="1A1A1A"/>
-                <w:sz w:val="18"/>
-                <w:szCs w:val="18"/>
-              </w:rPr>
               <w:t xml:space="preserve">outlier</w:t>
             </w:r>
             <w:r>
               <w:rPr>
                 <w:rFonts w:ascii="Avenir Next" w:hAnsi="Avenir Next" w:cs="Avenir Next" w:eastAsia="Avenir Next"/>
                 <w:color w:val="1A1A1A"/>
-                <w:sz w:val="18"/>
+                <w:sz w:val="22"/>
                 <w:szCs w:val="18"/>
               </w:rPr>
               <w:t xml:space="preserve"> is a value much greater or much less than the rest of the data.</w:t>
@@ -246,82 +248,82 @@
                 <w:rFonts w:ascii="Avenir Next" w:hAnsi="Avenir Next" w:cs="Avenir Next" w:eastAsia="Avenir Next"/>
                 <w:b/>
                 <w:color w:val="003A70"/>
+                <w:sz w:val="22"/>
+                <w:szCs w:val="18"/>
+              </w:rPr>
+              <w:t xml:space="preserve">•</w:t>
+            </w:r>
+            <w:r>
+              <w:rPr>
+                <w:rFonts w:ascii="Avenir Next" w:hAnsi="Avenir Next" w:cs="Avenir Next" w:eastAsia="Avenir Next"/>
+                <w:color w:val="1A1A1A"/>
                 <w:sz w:val="18"/>
                 <w:szCs w:val="18"/>
               </w:rPr>
-              <w:t xml:space="preserve">•</w:t>
-            </w:r>
-            <w:r>
-              <w:rPr>
-                <w:rFonts w:ascii="Avenir Next" w:hAnsi="Avenir Next" w:cs="Avenir Next" w:eastAsia="Avenir Next"/>
-                <w:color w:val="1A1A1A"/>
-                <w:sz w:val="18"/>
+              <w:tab/>
+            </w:r>
+            <w:r>
+              <w:rPr>
+                <w:rFonts w:ascii="Avenir Next" w:hAnsi="Avenir Next" w:cs="Avenir Next" w:eastAsia="Avenir Next"/>
+                <w:color w:val="1A1A1A"/>
+                <w:sz w:val="22"/>
                 <w:szCs w:val="18"/>
               </w:rPr>
-              <w:tab/>
-            </w:r>
-            <w:r>
-              <w:rPr>
-                <w:rFonts w:ascii="Avenir Next" w:hAnsi="Avenir Next" w:cs="Avenir Next" w:eastAsia="Avenir Next"/>
-                <w:color w:val="1A1A1A"/>
-                <w:sz w:val="18"/>
+              <w:t xml:space="preserve">An outlier pulls the </w:t>
+            </w:r>
+            <w:r>
+              <w:rPr>
+                <w:rFonts w:ascii="Avenir Next" w:hAnsi="Avenir Next" w:cs="Avenir Next" w:eastAsia="Avenir Next"/>
+                <w:b/>
+                <w:color w:val="1A1A1A"/>
+                <w:sz w:val="22"/>
                 <w:szCs w:val="18"/>
               </w:rPr>
-              <w:t xml:space="preserve">An outlier pulls the </w:t>
-            </w:r>
-            <w:r>
-              <w:rPr>
-                <w:rFonts w:ascii="Avenir Next" w:hAnsi="Avenir Next" w:cs="Avenir Next" w:eastAsia="Avenir Next"/>
-                <w:b/>
-                <w:color w:val="1A1A1A"/>
-                <w:sz w:val="18"/>
+              <w:t xml:space="preserve">mean</w:t>
+            </w:r>
+            <w:r>
+              <w:rPr>
+                <w:rFonts w:ascii="Avenir Next" w:hAnsi="Avenir Next" w:cs="Avenir Next" w:eastAsia="Avenir Next"/>
+                <w:color w:val="1A1A1A"/>
+                <w:sz w:val="22"/>
                 <w:szCs w:val="18"/>
               </w:rPr>
-              <w:t xml:space="preserve">mean</w:t>
-            </w:r>
-            <w:r>
-              <w:rPr>
-                <w:rFonts w:ascii="Avenir Next" w:hAnsi="Avenir Next" w:cs="Avenir Next" w:eastAsia="Avenir Next"/>
-                <w:color w:val="1A1A1A"/>
-                <w:sz w:val="18"/>
+              <w:t xml:space="preserve"> toward it. The </w:t>
+            </w:r>
+            <w:r>
+              <w:rPr>
+                <w:rFonts w:ascii="Avenir Next" w:hAnsi="Avenir Next" w:cs="Avenir Next" w:eastAsia="Avenir Next"/>
+                <w:b/>
+                <w:color w:val="1A1A1A"/>
+                <w:sz w:val="22"/>
                 <w:szCs w:val="18"/>
               </w:rPr>
-              <w:t xml:space="preserve"> toward it. The </w:t>
-            </w:r>
-            <w:r>
-              <w:rPr>
-                <w:rFonts w:ascii="Avenir Next" w:hAnsi="Avenir Next" w:cs="Avenir Next" w:eastAsia="Avenir Next"/>
-                <w:b/>
-                <w:color w:val="1A1A1A"/>
-                <w:sz w:val="18"/>
+              <w:t xml:space="preserve">median</w:t>
+            </w:r>
+            <w:r>
+              <w:rPr>
+                <w:rFonts w:ascii="Avenir Next" w:hAnsi="Avenir Next" w:cs="Avenir Next" w:eastAsia="Avenir Next"/>
+                <w:color w:val="1A1A1A"/>
+                <w:sz w:val="22"/>
                 <w:szCs w:val="18"/>
               </w:rPr>
-              <w:t xml:space="preserve">median</w:t>
-            </w:r>
-            <w:r>
-              <w:rPr>
-                <w:rFonts w:ascii="Avenir Next" w:hAnsi="Avenir Next" w:cs="Avenir Next" w:eastAsia="Avenir Next"/>
-                <w:color w:val="1A1A1A"/>
-                <w:sz w:val="18"/>
+              <w:t xml:space="preserve"> barely moves, so it is </w:t>
+            </w:r>
+            <w:r>
+              <w:rPr>
+                <w:rFonts w:ascii="Avenir Next" w:hAnsi="Avenir Next" w:cs="Avenir Next" w:eastAsia="Avenir Next"/>
+                <w:b/>
+                <w:color w:val="1A1A1A"/>
+                <w:sz w:val="22"/>
                 <w:szCs w:val="18"/>
               </w:rPr>
-              <w:t xml:space="preserve"> barely moves, so it is </w:t>
-            </w:r>
-            <w:r>
-              <w:rPr>
-                <w:rFonts w:ascii="Avenir Next" w:hAnsi="Avenir Next" w:cs="Avenir Next" w:eastAsia="Avenir Next"/>
-                <w:b/>
-                <w:color w:val="1A1A1A"/>
-                <w:sz w:val="18"/>
-                <w:szCs w:val="18"/>
-              </w:rPr>
               <w:t xml:space="preserve">resistant</w:t>
             </w:r>
             <w:r>
               <w:rPr>
                 <w:rFonts w:ascii="Avenir Next" w:hAnsi="Avenir Next" w:cs="Avenir Next" w:eastAsia="Avenir Next"/>
                 <w:color w:val="1A1A1A"/>
-                <w:sz w:val="18"/>
+                <w:sz w:val="22"/>
                 <w:szCs w:val="18"/>
               </w:rPr>
               <w:t xml:space="preserve"> to outliers.</w:t>
@@ -340,44 +342,44 @@
                 <w:rFonts w:ascii="Avenir Next" w:hAnsi="Avenir Next" w:cs="Avenir Next" w:eastAsia="Avenir Next"/>
                 <w:b/>
                 <w:color w:val="003A70"/>
+                <w:sz w:val="22"/>
+                <w:szCs w:val="18"/>
+              </w:rPr>
+              <w:t xml:space="preserve">•</w:t>
+            </w:r>
+            <w:r>
+              <w:rPr>
+                <w:rFonts w:ascii="Avenir Next" w:hAnsi="Avenir Next" w:cs="Avenir Next" w:eastAsia="Avenir Next"/>
+                <w:color w:val="1A1A1A"/>
                 <w:sz w:val="18"/>
                 <w:szCs w:val="18"/>
               </w:rPr>
-              <w:t xml:space="preserve">•</w:t>
-            </w:r>
-            <w:r>
-              <w:rPr>
-                <w:rFonts w:ascii="Avenir Next" w:hAnsi="Avenir Next" w:cs="Avenir Next" w:eastAsia="Avenir Next"/>
-                <w:color w:val="1A1A1A"/>
-                <w:sz w:val="18"/>
+              <w:tab/>
+            </w:r>
+            <w:r>
+              <w:rPr>
+                <w:rFonts w:ascii="Avenir Next" w:hAnsi="Avenir Next" w:cs="Avenir Next" w:eastAsia="Avenir Next"/>
+                <w:color w:val="1A1A1A"/>
+                <w:sz w:val="22"/>
                 <w:szCs w:val="18"/>
               </w:rPr>
-              <w:tab/>
-            </w:r>
-            <w:r>
-              <w:rPr>
-                <w:rFonts w:ascii="Avenir Next" w:hAnsi="Avenir Next" w:cs="Avenir Next" w:eastAsia="Avenir Next"/>
-                <w:color w:val="1A1A1A"/>
-                <w:sz w:val="18"/>
+              <w:t xml:space="preserve">With an outlier, the median usually describes a </w:t>
+            </w:r>
+            <w:r>
+              <w:rPr>
+                <w:rFonts w:ascii="Avenir Next" w:hAnsi="Avenir Next" w:cs="Avenir Next" w:eastAsia="Avenir Next"/>
+                <w:b/>
+                <w:color w:val="1A1A1A"/>
+                <w:sz w:val="22"/>
                 <w:szCs w:val="18"/>
               </w:rPr>
-              <w:t xml:space="preserve">With an outlier, the median usually describes a </w:t>
-            </w:r>
-            <w:r>
-              <w:rPr>
-                <w:rFonts w:ascii="Avenir Next" w:hAnsi="Avenir Next" w:cs="Avenir Next" w:eastAsia="Avenir Next"/>
-                <w:b/>
-                <w:color w:val="1A1A1A"/>
-                <w:sz w:val="18"/>
-                <w:szCs w:val="18"/>
-              </w:rPr>
               <w:t xml:space="preserve">typical value</w:t>
             </w:r>
             <w:r>
               <w:rPr>
                 <w:rFonts w:ascii="Avenir Next" w:hAnsi="Avenir Next" w:cs="Avenir Next" w:eastAsia="Avenir Next"/>
                 <w:color w:val="1A1A1A"/>
-                <w:sz w:val="18"/>
+                <w:sz w:val="22"/>
                 <w:szCs w:val="18"/>
               </w:rPr>
               <w:t xml:space="preserve"> better. Still report the outlier; it is real data.</w:t>
@@ -392,6 +394,7 @@
           </w:tcPr>
           <w:p>
             <w:pPr>
+              <w:pStyle w:val="Heading2"/>
               <w:spacing w:before="0" w:after="0" w:line="240" w:lineRule="auto"/>
             </w:pPr>
             <w:r>
@@ -414,7 +417,7 @@
               <w:rPr>
                 <w:rFonts w:ascii="Avenir Next" w:hAnsi="Avenir Next" w:cs="Avenir Next" w:eastAsia="Avenir Next"/>
                 <w:color w:val="1A1A1A"/>
-                <w:sz w:val="17"/>
+                <w:sz w:val="22"/>
                 <w:szCs w:val="17"/>
               </w:rPr>
               <w:t xml:space="preserve">Six bike rides lasted 14, 18, 15, 16, 64, and 17 minutes. The mean is 24 minutes. Which measure better describes a typical ride?</w:t>
@@ -433,25 +436,25 @@
                 <w:rFonts w:ascii="Avenir Next" w:hAnsi="Avenir Next" w:cs="Avenir Next" w:eastAsia="Avenir Next"/>
                 <w:b/>
                 <w:color w:val="003A70"/>
+                <w:sz w:val="22"/>
+                <w:szCs w:val="17"/>
+              </w:rPr>
+              <w:t xml:space="preserve">Step 1</w:t>
+            </w:r>
+            <w:r>
+              <w:rPr>
+                <w:rFonts w:ascii="Avenir Next" w:hAnsi="Avenir Next" w:cs="Avenir Next" w:eastAsia="Avenir Next"/>
+                <w:color w:val="1A1A1A"/>
                 <w:sz w:val="17"/>
                 <w:szCs w:val="17"/>
               </w:rPr>
-              <w:t xml:space="preserve">Step 1</w:t>
-            </w:r>
-            <w:r>
-              <w:rPr>
-                <w:rFonts w:ascii="Avenir Next" w:hAnsi="Avenir Next" w:cs="Avenir Next" w:eastAsia="Avenir Next"/>
-                <w:color w:val="1A1A1A"/>
-                <w:sz w:val="17"/>
-                <w:szCs w:val="17"/>
-              </w:rPr>
               <w:tab/>
             </w:r>
             <w:r>
               <w:rPr>
                 <w:rFonts w:ascii="Avenir Next" w:hAnsi="Avenir Next" w:cs="Avenir Next" w:eastAsia="Avenir Next"/>
                 <w:color w:val="1A1A1A"/>
-                <w:sz w:val="17"/>
+                <w:sz w:val="22"/>
                 <w:szCs w:val="17"/>
               </w:rPr>
               <w:t xml:space="preserve">Order: 14, 15, 16, 17, 18, 64. The outlier is 64.</w:t>
@@ -470,25 +473,25 @@
                 <w:rFonts w:ascii="Avenir Next" w:hAnsi="Avenir Next" w:cs="Avenir Next" w:eastAsia="Avenir Next"/>
                 <w:b/>
                 <w:color w:val="003A70"/>
+                <w:sz w:val="22"/>
+                <w:szCs w:val="17"/>
+              </w:rPr>
+              <w:t xml:space="preserve">Step 2</w:t>
+            </w:r>
+            <w:r>
+              <w:rPr>
+                <w:rFonts w:ascii="Avenir Next" w:hAnsi="Avenir Next" w:cs="Avenir Next" w:eastAsia="Avenir Next"/>
+                <w:color w:val="1A1A1A"/>
                 <w:sz w:val="17"/>
                 <w:szCs w:val="17"/>
               </w:rPr>
-              <w:t xml:space="preserve">Step 2</w:t>
-            </w:r>
-            <w:r>
-              <w:rPr>
-                <w:rFonts w:ascii="Avenir Next" w:hAnsi="Avenir Next" w:cs="Avenir Next" w:eastAsia="Avenir Next"/>
-                <w:color w:val="1A1A1A"/>
-                <w:sz w:val="17"/>
-                <w:szCs w:val="17"/>
-              </w:rPr>
               <w:tab/>
             </w:r>
             <w:r>
               <w:rPr>
                 <w:rFonts w:ascii="Avenir Next" w:hAnsi="Avenir Next" w:cs="Avenir Next" w:eastAsia="Avenir Next"/>
                 <w:color w:val="1A1A1A"/>
-                <w:sz w:val="17"/>
+                <w:sz w:val="22"/>
                 <w:szCs w:val="17"/>
               </w:rPr>
               <w:t xml:space="preserve">Median: (16 + 17) ÷ 2 = 16.5. The mean, 24, is greater than 5 of the 6 rides.</w:t>
@@ -507,18 +510,18 @@
                 <w:rFonts w:ascii="Avenir Next" w:hAnsi="Avenir Next" w:cs="Avenir Next" w:eastAsia="Avenir Next"/>
                 <w:b/>
                 <w:color w:val="1A1A1A"/>
+                <w:sz w:val="22"/>
+                <w:szCs w:val="17"/>
+              </w:rPr>
+              <w:t xml:space="preserve">Answer</w:t>
+            </w:r>
+            <w:r>
+              <w:rPr>
+                <w:rFonts w:ascii="Avenir Next" w:hAnsi="Avenir Next" w:cs="Avenir Next" w:eastAsia="Avenir Next"/>
+                <w:color w:val="1A1A1A"/>
                 <w:sz w:val="17"/>
                 <w:szCs w:val="17"/>
               </w:rPr>
-              <w:t xml:space="preserve">Answer</w:t>
-            </w:r>
-            <w:r>
-              <w:rPr>
-                <w:rFonts w:ascii="Avenir Next" w:hAnsi="Avenir Next" w:cs="Avenir Next" w:eastAsia="Avenir Next"/>
-                <w:color w:val="1A1A1A"/>
-                <w:sz w:val="17"/>
-                <w:szCs w:val="17"/>
-              </w:rPr>
               <w:tab/>
             </w:r>
             <w:r>
@@ -526,7 +529,7 @@
                 <w:rFonts w:ascii="Avenir Next" w:hAnsi="Avenir Next" w:cs="Avenir Next" w:eastAsia="Avenir Next"/>
                 <w:b/>
                 <w:color w:val="1A1A1A"/>
-                <w:sz w:val="17"/>
+                <w:sz w:val="22"/>
                 <w:szCs w:val="17"/>
               </w:rPr>
               <w:t xml:space="preserve">The median, 16.5 minutes</w:t>
@@ -537,6 +540,7 @@
     </w:tbl>
     <w:p>
       <w:pPr>
+        <w:pStyle w:val="Heading2"/>
         <w:keepNext/>
         <w:pBdr>
           <w:bottom w:val="single" w:sz="8" w:space="3" w:color="003A70"/>
@@ -552,7 +556,7 @@
           <w:b/>
           <w:color w:val="003A70"/>
           <w:spacing w:val="14"/>
-          <w:sz w:val="19"/>
+          <w:sz w:val="22"/>
           <w:szCs w:val="19"/>
         </w:rPr>
         <w:t xml:space="preserve">PRACTICE</w:t>
@@ -571,7 +575,7 @@
           <w:rFonts w:ascii="Avenir Next" w:hAnsi="Avenir Next" w:cs="Avenir Next" w:eastAsia="Avenir Next"/>
           <w:i/>
           <w:color w:val="5A5F66"/>
-          <w:sz w:val="17"/>
+          <w:sz w:val="22"/>
           <w:szCs w:val="17"/>
         </w:rPr>
         <w:t xml:space="preserve">show your work · label units</w:t>
@@ -591,25 +595,25 @@
           <w:rFonts w:ascii="Avenir Next" w:hAnsi="Avenir Next" w:cs="Avenir Next" w:eastAsia="Avenir Next"/>
           <w:b/>
           <w:color w:val="1A1A1A"/>
+          <w:sz w:val="22"/>
+          <w:szCs w:val="20"/>
+        </w:rPr>
+        <w:t xml:space="preserve">1.</w:t>
+      </w:r>
+      <w:r>
+        <w:rPr>
+          <w:rFonts w:ascii="Avenir Next" w:hAnsi="Avenir Next" w:cs="Avenir Next" w:eastAsia="Avenir Next"/>
+          <w:color w:val="1A1A1A"/>
           <w:sz w:val="20"/>
           <w:szCs w:val="20"/>
         </w:rPr>
-        <w:t xml:space="preserve">1.</w:t>
-      </w:r>
-      <w:r>
-        <w:rPr>
-          <w:rFonts w:ascii="Avenir Next" w:hAnsi="Avenir Next" w:cs="Avenir Next" w:eastAsia="Avenir Next"/>
-          <w:color w:val="1A1A1A"/>
-          <w:sz w:val="20"/>
-          <w:szCs w:val="20"/>
-        </w:rPr>
         <w:tab/>
       </w:r>
       <w:r>
         <w:rPr>
           <w:rFonts w:ascii="Avenir Next" w:hAnsi="Avenir Next" w:cs="Avenir Next" w:eastAsia="Avenir Next"/>
           <w:color w:val="1A1A1A"/>
-          <w:sz w:val="20"/>
+          <w:sz w:val="22"/>
           <w:szCs w:val="20"/>
         </w:rPr>
         <w:t xml:space="preserve">Find the median of each data set. Circle the outlier in each set.</w:t>
@@ -664,7 +668,7 @@
                 <w:rFonts w:ascii="Avenir Next" w:hAnsi="Avenir Next" w:cs="Avenir Next" w:eastAsia="Avenir Next"/>
                 <w:b/>
                 <w:color w:val="003A70"/>
-                <w:sz w:val="20"/>
+                <w:sz w:val="22"/>
                 <w:szCs w:val="20"/>
               </w:rPr>
               <w:t xml:space="preserve">a.</w:t>
@@ -682,7 +686,7 @@
               <w:rPr>
                 <w:rFonts w:ascii="Avenir Next" w:hAnsi="Avenir Next" w:cs="Avenir Next" w:eastAsia="Avenir Next"/>
                 <w:color w:val="1A1A1A"/>
-                <w:sz w:val="20"/>
+                <w:sz w:val="22"/>
                 <w:szCs w:val="20"/>
               </w:rPr>
               <w:t xml:space="preserve">9, 11, 10, 12, 13, 8, 48</w:t>
@@ -726,7 +730,7 @@
                 <w:rFonts w:ascii="Avenir Next" w:hAnsi="Avenir Next" w:cs="Avenir Next" w:eastAsia="Avenir Next"/>
                 <w:b/>
                 <w:color w:val="003A70"/>
-                <w:sz w:val="20"/>
+                <w:sz w:val="22"/>
                 <w:szCs w:val="20"/>
               </w:rPr>
               <w:t xml:space="preserve">b.</w:t>
@@ -744,7 +748,7 @@
               <w:rPr>
                 <w:rFonts w:ascii="Avenir Next" w:hAnsi="Avenir Next" w:cs="Avenir Next" w:eastAsia="Avenir Next"/>
                 <w:color w:val="1A1A1A"/>
-                <w:sz w:val="20"/>
+                <w:sz w:val="22"/>
                 <w:szCs w:val="20"/>
               </w:rPr>
               <w:t xml:space="preserve">3, 70, 72, 75, 78, 71, 74</w:t>
@@ -794,7 +798,7 @@
                 <w:rFonts w:ascii="Avenir Next" w:hAnsi="Avenir Next" w:cs="Avenir Next" w:eastAsia="Avenir Next"/>
                 <w:b/>
                 <w:color w:val="003A70"/>
-                <w:sz w:val="20"/>
+                <w:sz w:val="22"/>
                 <w:szCs w:val="20"/>
               </w:rPr>
               <w:t xml:space="preserve">c.</w:t>
@@ -812,7 +816,7 @@
               <w:rPr>
                 <w:rFonts w:ascii="Avenir Next" w:hAnsi="Avenir Next" w:cs="Avenir Next" w:eastAsia="Avenir Next"/>
                 <w:color w:val="1A1A1A"/>
-                <w:sz w:val="20"/>
+                <w:sz w:val="22"/>
                 <w:szCs w:val="20"/>
               </w:rPr>
               <w:t xml:space="preserve">25, 28, 30, 31, 33, 95</w:t>
@@ -856,7 +860,7 @@
                 <w:rFonts w:ascii="Avenir Next" w:hAnsi="Avenir Next" w:cs="Avenir Next" w:eastAsia="Avenir Next"/>
                 <w:b/>
                 <w:color w:val="003A70"/>
-                <w:sz w:val="20"/>
+                <w:sz w:val="22"/>
                 <w:szCs w:val="20"/>
               </w:rPr>
               <w:t xml:space="preserve">d.</w:t>
@@ -874,7 +878,7 @@
               <w:rPr>
                 <w:rFonts w:ascii="Avenir Next" w:hAnsi="Avenir Next" w:cs="Avenir Next" w:eastAsia="Avenir Next"/>
                 <w:color w:val="1A1A1A"/>
-                <w:sz w:val="20"/>
+                <w:sz w:val="22"/>
                 <w:szCs w:val="20"/>
               </w:rPr>
               <w:t xml:space="preserve">40, 41, 43, 44, 46, 47, 150</w:t>
@@ -924,7 +928,7 @@
                 <w:rFonts w:ascii="Avenir Next" w:hAnsi="Avenir Next" w:cs="Avenir Next" w:eastAsia="Avenir Next"/>
                 <w:b/>
                 <w:color w:val="003A70"/>
-                <w:sz w:val="20"/>
+                <w:sz w:val="22"/>
                 <w:szCs w:val="20"/>
               </w:rPr>
               <w:t xml:space="preserve">e.</w:t>
@@ -942,7 +946,7 @@
               <w:rPr>
                 <w:rFonts w:ascii="Avenir Next" w:hAnsi="Avenir Next" w:cs="Avenir Next" w:eastAsia="Avenir Next"/>
                 <w:color w:val="1A1A1A"/>
-                <w:sz w:val="20"/>
+                <w:sz w:val="22"/>
                 <w:szCs w:val="20"/>
               </w:rPr>
               <w:t xml:space="preserve">6, 7, 7, 8, 9, 10, 34</w:t>
@@ -986,7 +990,7 @@
                 <w:rFonts w:ascii="Avenir Next" w:hAnsi="Avenir Next" w:cs="Avenir Next" w:eastAsia="Avenir Next"/>
                 <w:b/>
                 <w:color w:val="003A70"/>
-                <w:sz w:val="20"/>
+                <w:sz w:val="22"/>
                 <w:szCs w:val="20"/>
               </w:rPr>
               <w:t xml:space="preserve">f.</w:t>
@@ -1004,7 +1008,7 @@
               <w:rPr>
                 <w:rFonts w:ascii="Avenir Next" w:hAnsi="Avenir Next" w:cs="Avenir Next" w:eastAsia="Avenir Next"/>
                 <w:color w:val="1A1A1A"/>
-                <w:sz w:val="20"/>
+                <w:sz w:val="22"/>
                 <w:szCs w:val="20"/>
               </w:rPr>
               <w:t xml:space="preserve">56, 52, 55, 54, 9, 53, 57, 58</w:t>
@@ -1090,7 +1094,7 @@
                 <w:rFonts w:ascii="Avenir Next" w:hAnsi="Avenir Next" w:cs="Avenir Next" w:eastAsia="Avenir Next"/>
                 <w:b/>
                 <w:color w:val="1A1A1A"/>
-                <w:sz w:val="20"/>
+                <w:sz w:val="22"/>
                 <w:szCs w:val="20"/>
               </w:rPr>
               <w:t xml:space="preserve">2.</w:t>
@@ -1109,7 +1113,7 @@
                 <w:rFonts w:ascii="Avenir Next" w:hAnsi="Avenir Next" w:cs="Avenir Next" w:eastAsia="Avenir Next"/>
                 <w:b/>
                 <w:color w:val="1A1A1A"/>
-                <w:sz w:val="20"/>
+                <w:sz w:val="22"/>
                 <w:szCs w:val="20"/>
               </w:rPr>
               <w:t xml:space="preserve">Homework Minutes.  </w:t>
@@ -1118,7 +1122,7 @@
               <w:rPr>
                 <w:rFonts w:ascii="Avenir Next" w:hAnsi="Avenir Next" w:cs="Avenir Next" w:eastAsia="Avenir Next"/>
                 <w:color w:val="1A1A1A"/>
-                <w:sz w:val="20"/>
+                <w:sz w:val="22"/>
                 <w:szCs w:val="20"/>
               </w:rPr>
               <w:t xml:space="preserve">The dot plot shows minutes 10 students spent on homework one night. The mean is 31 minutes.</w:t>
@@ -1138,7 +1142,7 @@
                 <w:rFonts w:ascii="Avenir Next" w:hAnsi="Avenir Next" w:cs="Avenir Next" w:eastAsia="Avenir Next"/>
                 <w:b/>
                 <w:color w:val="003A70"/>
-                <w:sz w:val="20"/>
+                <w:sz w:val="22"/>
                 <w:szCs w:val="20"/>
               </w:rPr>
               <w:t xml:space="preserve">a.</w:t>
@@ -1156,7 +1160,7 @@
               <w:rPr>
                 <w:rFonts w:ascii="Avenir Next" w:hAnsi="Avenir Next" w:cs="Avenir Next" w:eastAsia="Avenir Next"/>
                 <w:color w:val="1A1A1A"/>
-                <w:sz w:val="20"/>
+                <w:sz w:val="22"/>
                 <w:szCs w:val="20"/>
               </w:rPr>
               <w:t xml:space="preserve">Outlier:</w:t>
@@ -1195,7 +1199,7 @@
                 <w:rFonts w:ascii="Avenir Next" w:hAnsi="Avenir Next" w:cs="Avenir Next" w:eastAsia="Avenir Next"/>
                 <w:b/>
                 <w:color w:val="003A70"/>
-                <w:sz w:val="20"/>
+                <w:sz w:val="22"/>
                 <w:szCs w:val="20"/>
               </w:rPr>
               <w:t xml:space="preserve">b.</w:t>
@@ -1213,7 +1217,7 @@
               <w:rPr>
                 <w:rFonts w:ascii="Avenir Next" w:hAnsi="Avenir Next" w:cs="Avenir Next" w:eastAsia="Avenir Next"/>
                 <w:color w:val="1A1A1A"/>
-                <w:sz w:val="20"/>
+                <w:sz w:val="22"/>
                 <w:szCs w:val="20"/>
               </w:rPr>
               <w:t xml:space="preserve">Median:</w:t>
@@ -1241,7 +1245,7 @@
               <w:rPr>
                 <w:rFonts w:ascii="Avenir Next" w:hAnsi="Avenir Next" w:cs="Avenir Next" w:eastAsia="Avenir Next"/>
                 <w:color w:val="1A1A1A"/>
-                <w:sz w:val="20"/>
+                <w:sz w:val="22"/>
                 <w:szCs w:val="20"/>
               </w:rPr>
               <w:t xml:space="preserve"> min</w:t>
@@ -1261,7 +1265,7 @@
                 <w:rFonts w:ascii="Avenir Next" w:hAnsi="Avenir Next" w:cs="Avenir Next" w:eastAsia="Avenir Next"/>
                 <w:b/>
                 <w:color w:val="003A70"/>
-                <w:sz w:val="20"/>
+                <w:sz w:val="22"/>
                 <w:szCs w:val="20"/>
               </w:rPr>
               <w:t xml:space="preserve">c.</w:t>
@@ -1279,7 +1283,7 @@
               <w:rPr>
                 <w:rFonts w:ascii="Avenir Next" w:hAnsi="Avenir Next" w:cs="Avenir Next" w:eastAsia="Avenir Next"/>
                 <w:color w:val="1A1A1A"/>
-                <w:sz w:val="20"/>
+                <w:sz w:val="22"/>
                 <w:szCs w:val="20"/>
               </w:rPr>
               <w:t xml:space="preserve">Students below the mean:</w:t>
@@ -1318,7 +1322,7 @@
                 <w:rFonts w:ascii="Avenir Next" w:hAnsi="Avenir Next" w:cs="Avenir Next" w:eastAsia="Avenir Next"/>
                 <w:b/>
                 <w:color w:val="003A70"/>
-                <w:sz w:val="20"/>
+                <w:sz w:val="22"/>
                 <w:szCs w:val="20"/>
               </w:rPr>
               <w:t xml:space="preserve">d.</w:t>
@@ -1336,7 +1340,7 @@
               <w:rPr>
                 <w:rFonts w:ascii="Avenir Next" w:hAnsi="Avenir Next" w:cs="Avenir Next" w:eastAsia="Avenir Next"/>
                 <w:color w:val="1A1A1A"/>
-                <w:sz w:val="20"/>
+                <w:sz w:val="22"/>
                 <w:szCs w:val="20"/>
               </w:rPr>
               <w:t xml:space="preserve">Better center:</w:t>
@@ -1379,7 +1383,7 @@
               <w:drawing>
                 <wp:inline distT="0" distB="0" distL="0" distR="0">
                   <wp:extent cx="2926080" cy="1188720"/>
-                  <wp:docPr id="1" name="Figure 1"/>
+                  <wp:docPr id="1" name="Figure 1" descr="Dot plot. Horizontal axis: Minutes on Homework, 10 to 90, ticks every 5. Dots by value: 15: 1; 20: 2; 25: 3; 30: 2; 35: 1; 85: 1"/>
                   <a:graphic xmlns:a="http://schemas.openxmlformats.org/drawingml/2006/main">
                     <a:graphicData uri="http://schemas.openxmlformats.org/drawingml/2006/picture">
                       <pic:pic xmlns:pic="http://schemas.openxmlformats.org/drawingml/2006/picture">
@@ -1431,18 +1435,18 @@
           <w:rFonts w:ascii="Avenir Next" w:hAnsi="Avenir Next" w:cs="Avenir Next" w:eastAsia="Avenir Next"/>
           <w:b/>
           <w:color w:val="1A1A1A"/>
+          <w:sz w:val="22"/>
+          <w:szCs w:val="20"/>
+        </w:rPr>
+        <w:t xml:space="preserve">3.</w:t>
+      </w:r>
+      <w:r>
+        <w:rPr>
+          <w:rFonts w:ascii="Avenir Next" w:hAnsi="Avenir Next" w:cs="Avenir Next" w:eastAsia="Avenir Next"/>
+          <w:color w:val="1A1A1A"/>
           <w:sz w:val="20"/>
           <w:szCs w:val="20"/>
         </w:rPr>
-        <w:t xml:space="preserve">3.</w:t>
-      </w:r>
-      <w:r>
-        <w:rPr>
-          <w:rFonts w:ascii="Avenir Next" w:hAnsi="Avenir Next" w:cs="Avenir Next" w:eastAsia="Avenir Next"/>
-          <w:color w:val="1A1A1A"/>
-          <w:sz w:val="20"/>
-          <w:szCs w:val="20"/>
-        </w:rPr>
         <w:tab/>
       </w:r>
       <w:r>
@@ -1450,7 +1454,7 @@
           <w:rFonts w:ascii="Avenir Next" w:hAnsi="Avenir Next" w:cs="Avenir Next" w:eastAsia="Avenir Next"/>
           <w:b/>
           <w:color w:val="1A1A1A"/>
-          <w:sz w:val="20"/>
+          <w:sz w:val="22"/>
           <w:szCs w:val="20"/>
         </w:rPr>
         <w:t xml:space="preserve">Library Visitors.  </w:t>
@@ -1459,7 +1463,7 @@
         <w:rPr>
           <w:rFonts w:ascii="Avenir Next" w:hAnsi="Avenir Next" w:cs="Avenir Next" w:eastAsia="Avenir Next"/>
           <w:color w:val="1A1A1A"/>
-          <w:sz w:val="20"/>
+          <w:sz w:val="22"/>
           <w:szCs w:val="20"/>
         </w:rPr>
         <w:t xml:space="preserve">Visitors on 7 days: 64, 58, 61, 66, 59, 63, and 4 (the library closed early for snow).</w:t>
@@ -1514,7 +1518,7 @@
                 <w:rFonts w:ascii="Avenir Next" w:hAnsi="Avenir Next" w:cs="Avenir Next" w:eastAsia="Avenir Next"/>
                 <w:b/>
                 <w:color w:val="003A70"/>
-                <w:sz w:val="20"/>
+                <w:sz w:val="22"/>
                 <w:szCs w:val="20"/>
               </w:rPr>
               <w:t xml:space="preserve">a.</w:t>
@@ -1532,7 +1536,7 @@
               <w:rPr>
                 <w:rFonts w:ascii="Avenir Next" w:hAnsi="Avenir Next" w:cs="Avenir Next" w:eastAsia="Avenir Next"/>
                 <w:color w:val="1A1A1A"/>
-                <w:sz w:val="20"/>
+                <w:sz w:val="22"/>
                 <w:szCs w:val="20"/>
               </w:rPr>
               <w:t xml:space="preserve">Median of all 7 days:</w:t>
@@ -1576,7 +1580,7 @@
                 <w:rFonts w:ascii="Avenir Next" w:hAnsi="Avenir Next" w:cs="Avenir Next" w:eastAsia="Avenir Next"/>
                 <w:b/>
                 <w:color w:val="003A70"/>
-                <w:sz w:val="20"/>
+                <w:sz w:val="22"/>
                 <w:szCs w:val="20"/>
               </w:rPr>
               <w:t xml:space="preserve">b.</w:t>
@@ -1594,7 +1598,7 @@
               <w:rPr>
                 <w:rFonts w:ascii="Avenir Next" w:hAnsi="Avenir Next" w:cs="Avenir Next" w:eastAsia="Avenir Next"/>
                 <w:color w:val="1A1A1A"/>
-                <w:sz w:val="20"/>
+                <w:sz w:val="22"/>
                 <w:szCs w:val="20"/>
               </w:rPr>
               <w:t xml:space="preserve">Median without the 4:</w:t>
@@ -1641,18 +1645,18 @@
           <w:rFonts w:ascii="Avenir Next" w:hAnsi="Avenir Next" w:cs="Avenir Next" w:eastAsia="Avenir Next"/>
           <w:b/>
           <w:color w:val="1A1A1A"/>
+          <w:sz w:val="22"/>
+          <w:szCs w:val="20"/>
+        </w:rPr>
+        <w:t xml:space="preserve">4.</w:t>
+      </w:r>
+      <w:r>
+        <w:rPr>
+          <w:rFonts w:ascii="Avenir Next" w:hAnsi="Avenir Next" w:cs="Avenir Next" w:eastAsia="Avenir Next"/>
+          <w:color w:val="1A1A1A"/>
           <w:sz w:val="20"/>
           <w:szCs w:val="20"/>
         </w:rPr>
-        <w:t xml:space="preserve">4.</w:t>
-      </w:r>
-      <w:r>
-        <w:rPr>
-          <w:rFonts w:ascii="Avenir Next" w:hAnsi="Avenir Next" w:cs="Avenir Next" w:eastAsia="Avenir Next"/>
-          <w:color w:val="1A1A1A"/>
-          <w:sz w:val="20"/>
-          <w:szCs w:val="20"/>
-        </w:rPr>
         <w:tab/>
       </w:r>
       <w:r>
@@ -1660,7 +1664,7 @@
           <w:rFonts w:ascii="Avenir Next" w:hAnsi="Avenir Next" w:cs="Avenir Next" w:eastAsia="Avenir Next"/>
           <w:b/>
           <w:color w:val="1A1A1A"/>
-          <w:sz w:val="20"/>
+          <w:sz w:val="22"/>
           <w:szCs w:val="20"/>
         </w:rPr>
         <w:t xml:space="preserve">Car Wash.  </w:t>
@@ -1669,7 +1673,7 @@
         <w:rPr>
           <w:rFonts w:ascii="Avenir Next" w:hAnsi="Avenir Next" w:cs="Avenir Next" w:eastAsia="Avenir Next"/>
           <w:color w:val="1A1A1A"/>
-          <w:sz w:val="20"/>
+          <w:sz w:val="22"/>
           <w:szCs w:val="20"/>
         </w:rPr>
         <w:t xml:space="preserve">A club earned $10, $12, $13, $14, $15, $16, and $60 on 7 Saturdays.</w:t>
@@ -1725,7 +1729,7 @@
                 <w:rFonts w:ascii="Avenir Next" w:hAnsi="Avenir Next" w:cs="Avenir Next" w:eastAsia="Avenir Next"/>
                 <w:b/>
                 <w:color w:val="003A70"/>
-                <w:sz w:val="20"/>
+                <w:sz w:val="22"/>
                 <w:szCs w:val="20"/>
               </w:rPr>
               <w:t xml:space="preserve">a.</w:t>
@@ -1743,7 +1747,7 @@
               <w:rPr>
                 <w:rFonts w:ascii="Avenir Next" w:hAnsi="Avenir Next" w:cs="Avenir Next" w:eastAsia="Avenir Next"/>
                 <w:color w:val="1A1A1A"/>
-                <w:sz w:val="20"/>
+                <w:sz w:val="22"/>
                 <w:szCs w:val="20"/>
               </w:rPr>
               <w:t xml:space="preserve">Mean: $</w:t>
@@ -1787,7 +1791,7 @@
                 <w:rFonts w:ascii="Avenir Next" w:hAnsi="Avenir Next" w:cs="Avenir Next" w:eastAsia="Avenir Next"/>
                 <w:b/>
                 <w:color w:val="003A70"/>
-                <w:sz w:val="20"/>
+                <w:sz w:val="22"/>
                 <w:szCs w:val="20"/>
               </w:rPr>
               <w:t xml:space="preserve">b.</w:t>
@@ -1805,7 +1809,7 @@
               <w:rPr>
                 <w:rFonts w:ascii="Avenir Next" w:hAnsi="Avenir Next" w:cs="Avenir Next" w:eastAsia="Avenir Next"/>
                 <w:color w:val="1A1A1A"/>
-                <w:sz w:val="20"/>
+                <w:sz w:val="22"/>
                 <w:szCs w:val="20"/>
               </w:rPr>
               <w:t xml:space="preserve">Median: $</w:t>
@@ -1849,7 +1853,7 @@
                 <w:rFonts w:ascii="Avenir Next" w:hAnsi="Avenir Next" w:cs="Avenir Next" w:eastAsia="Avenir Next"/>
                 <w:b/>
                 <w:color w:val="003A70"/>
-                <w:sz w:val="20"/>
+                <w:sz w:val="22"/>
                 <w:szCs w:val="20"/>
               </w:rPr>
               <w:t xml:space="preserve">c.</w:t>
@@ -1867,7 +1871,7 @@
               <w:rPr>
                 <w:rFonts w:ascii="Avenir Next" w:hAnsi="Avenir Next" w:cs="Avenir Next" w:eastAsia="Avenir Next"/>
                 <w:color w:val="1A1A1A"/>
-                <w:sz w:val="20"/>
+                <w:sz w:val="22"/>
                 <w:szCs w:val="20"/>
               </w:rPr>
               <w:t xml:space="preserve">Better center:</w:t>
@@ -1914,18 +1918,18 @@
           <w:rFonts w:ascii="Avenir Next" w:hAnsi="Avenir Next" w:cs="Avenir Next" w:eastAsia="Avenir Next"/>
           <w:b/>
           <w:color w:val="1A1A1A"/>
+          <w:sz w:val="22"/>
+          <w:szCs w:val="20"/>
+        </w:rPr>
+        <w:t xml:space="preserve">5.</w:t>
+      </w:r>
+      <w:r>
+        <w:rPr>
+          <w:rFonts w:ascii="Avenir Next" w:hAnsi="Avenir Next" w:cs="Avenir Next" w:eastAsia="Avenir Next"/>
+          <w:color w:val="1A1A1A"/>
           <w:sz w:val="20"/>
           <w:szCs w:val="20"/>
         </w:rPr>
-        <w:t xml:space="preserve">5.</w:t>
-      </w:r>
-      <w:r>
-        <w:rPr>
-          <w:rFonts w:ascii="Avenir Next" w:hAnsi="Avenir Next" w:cs="Avenir Next" w:eastAsia="Avenir Next"/>
-          <w:color w:val="1A1A1A"/>
-          <w:sz w:val="20"/>
-          <w:szCs w:val="20"/>
-        </w:rPr>
         <w:tab/>
       </w:r>
       <w:r>
@@ -1933,7 +1937,7 @@
           <w:rFonts w:ascii="Avenir Next" w:hAnsi="Avenir Next" w:cs="Avenir Next" w:eastAsia="Avenir Next"/>
           <w:b/>
           <w:color w:val="1A1A1A"/>
-          <w:sz w:val="20"/>
+          <w:sz w:val="22"/>
           <w:szCs w:val="20"/>
         </w:rPr>
         <w:t xml:space="preserve">Find the Error.  </w:t>
@@ -1942,7 +1946,7 @@
         <w:rPr>
           <w:rFonts w:ascii="Avenir Next" w:hAnsi="Avenir Next" w:cs="Avenir Next" w:eastAsia="Avenir Next"/>
           <w:color w:val="1A1A1A"/>
-          <w:sz w:val="20"/>
+          <w:sz w:val="22"/>
           <w:szCs w:val="20"/>
         </w:rPr>
         <w:t xml:space="preserve">Andre’s data are 31, 33, 34, 36, 37, 39, and 210. He says, “The outlier 210 makes the median much bigger, so the median is not a good measure.” Is he right? Find the median to support your answer.</w:t>
@@ -2063,6 +2067,7 @@
           </w:tcPr>
           <w:p>
             <w:pPr>
+              <w:pStyle w:val="Heading2"/>
               <w:spacing w:before="0" w:after="0" w:line="240" w:lineRule="auto"/>
             </w:pPr>
             <w:r>
@@ -2100,7 +2105,7 @@
               <w:rPr>
                 <w:rFonts w:ascii="Avenir Next" w:hAnsi="Avenir Next" w:cs="Avenir Next" w:eastAsia="Avenir Next"/>
                 <w:color w:val="1A1A1A"/>
-                <w:sz w:val="17"/>
+                <w:sz w:val="22"/>
                 <w:szCs w:val="17"/>
               </w:rPr>
               <w:t xml:space="preserve">  I can do this on my own</w:t>
@@ -2129,7 +2134,7 @@
               <w:rPr>
                 <w:rFonts w:ascii="Avenir Next" w:hAnsi="Avenir Next" w:cs="Avenir Next" w:eastAsia="Avenir Next"/>
                 <w:color w:val="1A1A1A"/>
-                <w:sz w:val="17"/>
+                <w:sz w:val="22"/>
                 <w:szCs w:val="17"/>
               </w:rPr>
               <w:t xml:space="preserve">  I need a little help</w:t>
@@ -2158,7 +2163,7 @@
               <w:rPr>
                 <w:rFonts w:ascii="Avenir Next" w:hAnsi="Avenir Next" w:cs="Avenir Next" w:eastAsia="Avenir Next"/>
                 <w:color w:val="1A1A1A"/>
-                <w:sz w:val="17"/>
+                <w:sz w:val="22"/>
                 <w:szCs w:val="17"/>
               </w:rPr>
               <w:t xml:space="preserve">  I have a question about #</w:t>
@@ -2196,7 +2201,7 @@
         <w:rPr>
           <w:rFonts w:ascii="Avenir Next" w:hAnsi="Avenir Next" w:cs="Avenir Next" w:eastAsia="Avenir Next"/>
           <w:color w:val="5A5F66"/>
-          <w:sz w:val="17"/>
+          <w:sz w:val="22"/>
           <w:szCs w:val="17"/>
         </w:rPr>
         <w:t xml:space="preserve">Ask someone at home about a normal trip and their slowest trip. Which trip is an outlier?</w:t>
@@ -2216,10 +2221,28 @@
         <w:rPr>
           <w:rFonts w:ascii="Avenir Next" w:hAnsi="Avenir Next" w:cs="Avenir Next" w:eastAsia="Avenir Next"/>
           <w:color w:val="1A1A1A"/>
+          <w:sz w:val="22"/>
+          <w:szCs w:val="20"/>
+        </w:rPr>
+        <w:t xml:space="preserve">Name</w:t>
+      </w:r>
+      <w:r>
+        <w:rPr>
+          <w:rFonts w:ascii="Avenir Next" w:hAnsi="Avenir Next" w:cs="Avenir Next" w:eastAsia="Avenir Next"/>
+          <w:color w:val="1A1A1A"/>
           <w:sz w:val="20"/>
           <w:szCs w:val="20"/>
         </w:rPr>
-        <w:t xml:space="preserve">Name</w:t>
+        <w:tab/>
+      </w:r>
+      <w:r>
+        <w:rPr>
+          <w:rFonts w:ascii="Avenir Next" w:hAnsi="Avenir Next" w:cs="Avenir Next" w:eastAsia="Avenir Next"/>
+          <w:color w:val="1A1A1A"/>
+          <w:sz w:val="22"/>
+          <w:szCs w:val="20"/>
+        </w:rPr>
+        <w:t xml:space="preserve">   Date</w:t>
       </w:r>
       <w:r>
         <w:rPr>
@@ -2234,25 +2257,7 @@
         <w:rPr>
           <w:rFonts w:ascii="Avenir Next" w:hAnsi="Avenir Next" w:cs="Avenir Next" w:eastAsia="Avenir Next"/>
           <w:color w:val="1A1A1A"/>
-          <w:sz w:val="20"/>
-          <w:szCs w:val="20"/>
-        </w:rPr>
-        <w:t xml:space="preserve">   Date</w:t>
-      </w:r>
-      <w:r>
-        <w:rPr>
-          <w:rFonts w:ascii="Avenir Next" w:hAnsi="Avenir Next" w:cs="Avenir Next" w:eastAsia="Avenir Next"/>
-          <w:color w:val="1A1A1A"/>
-          <w:sz w:val="20"/>
-          <w:szCs w:val="20"/>
-        </w:rPr>
-        <w:tab/>
-      </w:r>
-      <w:r>
-        <w:rPr>
-          <w:rFonts w:ascii="Avenir Next" w:hAnsi="Avenir Next" w:cs="Avenir Next" w:eastAsia="Avenir Next"/>
-          <w:color w:val="1A1A1A"/>
-          <w:sz w:val="20"/>
+          <w:sz w:val="22"/>
           <w:szCs w:val="20"/>
         </w:rPr>
         <w:t xml:space="preserve">   Period</w:t>
@@ -2279,14 +2284,15 @@
           <w:caps/>
           <w:color w:val="003A70"/>
           <w:spacing w:val="12"/>
-          <w:sz w:val="19"/>
+          <w:sz w:val="22"/>
           <w:szCs w:val="19"/>
         </w:rPr>
-        <w:t xml:space="preserve">Lesson 2-3  ·  Homework Packet  ·  Sheet 2 of 2</w:t>
+        <w:t xml:space="preserve">Lesson 2-6  ·  Homework Packet  ·  Sheet 2 of 2</w:t>
       </w:r>
     </w:p>
     <w:p>
       <w:pPr>
+        <w:pStyle w:val="Heading1"/>
         <w:keepNext/>
         <w:spacing w:before="0" w:after="0" w:line="240" w:lineRule="auto"/>
       </w:pPr>
@@ -2312,7 +2318,7 @@
         <w:rPr>
           <w:rFonts w:ascii="Avenir Next" w:hAnsi="Avenir Next" w:cs="Avenir Next" w:eastAsia="Avenir Next"/>
           <w:color w:val="5A5F66"/>
-          <w:sz w:val="17"/>
+          <w:sz w:val="22"/>
           <w:szCs w:val="17"/>
         </w:rPr>
         <w:t xml:space="preserve">Maryland Standard 6.SP.B.5d   ·   Learning target — I can compare two distributions using the median and the interquartile range together.</w:t>
@@ -2359,6 +2365,7 @@
           </w:tcPr>
           <w:p>
             <w:pPr>
+              <w:pStyle w:val="Heading2"/>
               <w:spacing w:before="0" w:after="0" w:line="240" w:lineRule="auto"/>
             </w:pPr>
             <w:r>
@@ -2386,63 +2393,63 @@
                 <w:rFonts w:ascii="Avenir Next" w:hAnsi="Avenir Next" w:cs="Avenir Next" w:eastAsia="Avenir Next"/>
                 <w:b/>
                 <w:color w:val="003A70"/>
+                <w:sz w:val="22"/>
+                <w:szCs w:val="18"/>
+              </w:rPr>
+              <w:t xml:space="preserve">•</w:t>
+            </w:r>
+            <w:r>
+              <w:rPr>
+                <w:rFonts w:ascii="Avenir Next" w:hAnsi="Avenir Next" w:cs="Avenir Next" w:eastAsia="Avenir Next"/>
+                <w:color w:val="1A1A1A"/>
                 <w:sz w:val="18"/>
                 <w:szCs w:val="18"/>
               </w:rPr>
-              <w:t xml:space="preserve">•</w:t>
-            </w:r>
-            <w:r>
-              <w:rPr>
-                <w:rFonts w:ascii="Avenir Next" w:hAnsi="Avenir Next" w:cs="Avenir Next" w:eastAsia="Avenir Next"/>
-                <w:color w:val="1A1A1A"/>
-                <w:sz w:val="18"/>
+              <w:tab/>
+            </w:r>
+            <w:r>
+              <w:rPr>
+                <w:rFonts w:ascii="Avenir Next" w:hAnsi="Avenir Next" w:cs="Avenir Next" w:eastAsia="Avenir Next"/>
+                <w:color w:val="1A1A1A"/>
+                <w:sz w:val="22"/>
                 <w:szCs w:val="18"/>
               </w:rPr>
-              <w:tab/>
-            </w:r>
-            <w:r>
-              <w:rPr>
-                <w:rFonts w:ascii="Avenir Next" w:hAnsi="Avenir Next" w:cs="Avenir Next" w:eastAsia="Avenir Next"/>
-                <w:color w:val="1A1A1A"/>
-                <w:sz w:val="18"/>
+              <w:t xml:space="preserve">Compare </w:t>
+            </w:r>
+            <w:r>
+              <w:rPr>
+                <w:rFonts w:ascii="Avenir Next" w:hAnsi="Avenir Next" w:cs="Avenir Next" w:eastAsia="Avenir Next"/>
+                <w:b/>
+                <w:color w:val="1A1A1A"/>
+                <w:sz w:val="22"/>
                 <w:szCs w:val="18"/>
               </w:rPr>
-              <w:t xml:space="preserve">Compare </w:t>
-            </w:r>
-            <w:r>
-              <w:rPr>
-                <w:rFonts w:ascii="Avenir Next" w:hAnsi="Avenir Next" w:cs="Avenir Next" w:eastAsia="Avenir Next"/>
-                <w:b/>
-                <w:color w:val="1A1A1A"/>
-                <w:sz w:val="18"/>
+              <w:t xml:space="preserve">centers</w:t>
+            </w:r>
+            <w:r>
+              <w:rPr>
+                <w:rFonts w:ascii="Avenir Next" w:hAnsi="Avenir Next" w:cs="Avenir Next" w:eastAsia="Avenir Next"/>
+                <w:color w:val="1A1A1A"/>
+                <w:sz w:val="22"/>
                 <w:szCs w:val="18"/>
               </w:rPr>
-              <w:t xml:space="preserve">centers</w:t>
-            </w:r>
-            <w:r>
-              <w:rPr>
-                <w:rFonts w:ascii="Avenir Next" w:hAnsi="Avenir Next" w:cs="Avenir Next" w:eastAsia="Avenir Next"/>
-                <w:color w:val="1A1A1A"/>
-                <w:sz w:val="18"/>
+              <w:t xml:space="preserve"> with the medians. Compare </w:t>
+            </w:r>
+            <w:r>
+              <w:rPr>
+                <w:rFonts w:ascii="Avenir Next" w:hAnsi="Avenir Next" w:cs="Avenir Next" w:eastAsia="Avenir Next"/>
+                <w:b/>
+                <w:color w:val="1A1A1A"/>
+                <w:sz w:val="22"/>
                 <w:szCs w:val="18"/>
               </w:rPr>
-              <w:t xml:space="preserve"> with the medians. Compare </w:t>
-            </w:r>
-            <w:r>
-              <w:rPr>
-                <w:rFonts w:ascii="Avenir Next" w:hAnsi="Avenir Next" w:cs="Avenir Next" w:eastAsia="Avenir Next"/>
-                <w:b/>
-                <w:color w:val="1A1A1A"/>
-                <w:sz w:val="18"/>
-                <w:szCs w:val="18"/>
-              </w:rPr>
               <w:t xml:space="preserve">spreads</w:t>
             </w:r>
             <w:r>
               <w:rPr>
                 <w:rFonts w:ascii="Avenir Next" w:hAnsi="Avenir Next" w:cs="Avenir Next" w:eastAsia="Avenir Next"/>
                 <w:color w:val="1A1A1A"/>
-                <w:sz w:val="18"/>
+                <w:sz w:val="22"/>
                 <w:szCs w:val="18"/>
               </w:rPr>
               <w:t xml:space="preserve"> with the IQRs (IQR = Q3 − Q1).</w:t>
@@ -2461,82 +2468,82 @@
                 <w:rFonts w:ascii="Avenir Next" w:hAnsi="Avenir Next" w:cs="Avenir Next" w:eastAsia="Avenir Next"/>
                 <w:b/>
                 <w:color w:val="003A70"/>
+                <w:sz w:val="22"/>
+                <w:szCs w:val="18"/>
+              </w:rPr>
+              <w:t xml:space="preserve">•</w:t>
+            </w:r>
+            <w:r>
+              <w:rPr>
+                <w:rFonts w:ascii="Avenir Next" w:hAnsi="Avenir Next" w:cs="Avenir Next" w:eastAsia="Avenir Next"/>
+                <w:color w:val="1A1A1A"/>
                 <w:sz w:val="18"/>
                 <w:szCs w:val="18"/>
               </w:rPr>
-              <w:t xml:space="preserve">•</w:t>
-            </w:r>
-            <w:r>
-              <w:rPr>
-                <w:rFonts w:ascii="Avenir Next" w:hAnsi="Avenir Next" w:cs="Avenir Next" w:eastAsia="Avenir Next"/>
-                <w:color w:val="1A1A1A"/>
-                <w:sz w:val="18"/>
+              <w:tab/>
+            </w:r>
+            <w:r>
+              <w:rPr>
+                <w:rFonts w:ascii="Avenir Next" w:hAnsi="Avenir Next" w:cs="Avenir Next" w:eastAsia="Avenir Next"/>
+                <w:color w:val="1A1A1A"/>
+                <w:sz w:val="22"/>
                 <w:szCs w:val="18"/>
               </w:rPr>
-              <w:tab/>
-            </w:r>
-            <w:r>
-              <w:rPr>
-                <w:rFonts w:ascii="Avenir Next" w:hAnsi="Avenir Next" w:cs="Avenir Next" w:eastAsia="Avenir Next"/>
-                <w:color w:val="1A1A1A"/>
-                <w:sz w:val="18"/>
+              <w:t xml:space="preserve">A smaller IQR means more </w:t>
+            </w:r>
+            <w:r>
+              <w:rPr>
+                <w:rFonts w:ascii="Avenir Next" w:hAnsi="Avenir Next" w:cs="Avenir Next" w:eastAsia="Avenir Next"/>
+                <w:b/>
+                <w:color w:val="1A1A1A"/>
+                <w:sz w:val="22"/>
                 <w:szCs w:val="18"/>
               </w:rPr>
-              <w:t xml:space="preserve">A smaller IQR means more </w:t>
-            </w:r>
-            <w:r>
-              <w:rPr>
-                <w:rFonts w:ascii="Avenir Next" w:hAnsi="Avenir Next" w:cs="Avenir Next" w:eastAsia="Avenir Next"/>
-                <w:b/>
-                <w:color w:val="1A1A1A"/>
-                <w:sz w:val="18"/>
+              <w:t xml:space="preserve">consistent</w:t>
+            </w:r>
+            <w:r>
+              <w:rPr>
+                <w:rFonts w:ascii="Avenir Next" w:hAnsi="Avenir Next" w:cs="Avenir Next" w:eastAsia="Avenir Next"/>
+                <w:color w:val="1A1A1A"/>
+                <w:sz w:val="22"/>
                 <w:szCs w:val="18"/>
               </w:rPr>
-              <w:t xml:space="preserve">consistent</w:t>
-            </w:r>
-            <w:r>
-              <w:rPr>
-                <w:rFonts w:ascii="Avenir Next" w:hAnsi="Avenir Next" w:cs="Avenir Next" w:eastAsia="Avenir Next"/>
-                <w:color w:val="1A1A1A"/>
-                <w:sz w:val="18"/>
+              <w:t xml:space="preserve"> data. A full comparison names </w:t>
+            </w:r>
+            <w:r>
+              <w:rPr>
+                <w:rFonts w:ascii="Avenir Next" w:hAnsi="Avenir Next" w:cs="Avenir Next" w:eastAsia="Avenir Next"/>
+                <w:b/>
+                <w:color w:val="1A1A1A"/>
+                <w:sz w:val="22"/>
                 <w:szCs w:val="18"/>
               </w:rPr>
-              <w:t xml:space="preserve"> data. A full comparison names </w:t>
-            </w:r>
-            <w:r>
-              <w:rPr>
-                <w:rFonts w:ascii="Avenir Next" w:hAnsi="Avenir Next" w:cs="Avenir Next" w:eastAsia="Avenir Next"/>
-                <w:b/>
-                <w:color w:val="1A1A1A"/>
-                <w:sz w:val="18"/>
+              <w:t xml:space="preserve">both</w:t>
+            </w:r>
+            <w:r>
+              <w:rPr>
+                <w:rFonts w:ascii="Avenir Next" w:hAnsi="Avenir Next" w:cs="Avenir Next" w:eastAsia="Avenir Next"/>
+                <w:color w:val="1A1A1A"/>
+                <w:sz w:val="22"/>
                 <w:szCs w:val="18"/>
               </w:rPr>
+              <w:t xml:space="preserve"> measures for </w:t>
+            </w:r>
+            <w:r>
+              <w:rPr>
+                <w:rFonts w:ascii="Avenir Next" w:hAnsi="Avenir Next" w:cs="Avenir Next" w:eastAsia="Avenir Next"/>
+                <w:b/>
+                <w:color w:val="1A1A1A"/>
+                <w:sz w:val="22"/>
+                <w:szCs w:val="18"/>
+              </w:rPr>
               <w:t xml:space="preserve">both</w:t>
             </w:r>
             <w:r>
               <w:rPr>
                 <w:rFonts w:ascii="Avenir Next" w:hAnsi="Avenir Next" w:cs="Avenir Next" w:eastAsia="Avenir Next"/>
                 <w:color w:val="1A1A1A"/>
-                <w:sz w:val="18"/>
-                <w:szCs w:val="18"/>
-              </w:rPr>
-              <w:t xml:space="preserve"> measures for </w:t>
-            </w:r>
-            <w:r>
-              <w:rPr>
-                <w:rFonts w:ascii="Avenir Next" w:hAnsi="Avenir Next" w:cs="Avenir Next" w:eastAsia="Avenir Next"/>
-                <w:b/>
-                <w:color w:val="1A1A1A"/>
-                <w:sz w:val="18"/>
-                <w:szCs w:val="18"/>
-              </w:rPr>
-              <w:t xml:space="preserve">both</w:t>
-            </w:r>
-            <w:r>
-              <w:rPr>
-                <w:rFonts w:ascii="Avenir Next" w:hAnsi="Avenir Next" w:cs="Avenir Next" w:eastAsia="Avenir Next"/>
-                <w:color w:val="1A1A1A"/>
-                <w:sz w:val="18"/>
+                <w:sz w:val="22"/>
                 <w:szCs w:val="18"/>
               </w:rPr>
               <w:t xml:space="preserve"> groups, with numbers.</w:t>
@@ -2551,6 +2558,7 @@
           </w:tcPr>
           <w:p>
             <w:pPr>
+              <w:pStyle w:val="Heading2"/>
               <w:spacing w:before="0" w:after="0" w:line="240" w:lineRule="auto"/>
             </w:pPr>
             <w:r>
@@ -2573,7 +2581,7 @@
               <w:rPr>
                 <w:rFonts w:ascii="Avenir Next" w:hAnsi="Avenir Next" w:cs="Avenir Next" w:eastAsia="Avenir Next"/>
                 <w:color w:val="1A1A1A"/>
-                <w:sz w:val="17"/>
+                <w:sz w:val="22"/>
                 <w:szCs w:val="17"/>
               </w:rPr>
               <w:t xml:space="preserve">Team Red: median 14 points, IQR 6. Team Blue: median 18 points, IQR 15. Compare the teams.</w:t>
@@ -2592,25 +2600,25 @@
                 <w:rFonts w:ascii="Avenir Next" w:hAnsi="Avenir Next" w:cs="Avenir Next" w:eastAsia="Avenir Next"/>
                 <w:b/>
                 <w:color w:val="003A70"/>
+                <w:sz w:val="22"/>
+                <w:szCs w:val="17"/>
+              </w:rPr>
+              <w:t xml:space="preserve">Step 1</w:t>
+            </w:r>
+            <w:r>
+              <w:rPr>
+                <w:rFonts w:ascii="Avenir Next" w:hAnsi="Avenir Next" w:cs="Avenir Next" w:eastAsia="Avenir Next"/>
+                <w:color w:val="1A1A1A"/>
                 <w:sz w:val="17"/>
                 <w:szCs w:val="17"/>
               </w:rPr>
-              <w:t xml:space="preserve">Step 1</w:t>
-            </w:r>
-            <w:r>
-              <w:rPr>
-                <w:rFonts w:ascii="Avenir Next" w:hAnsi="Avenir Next" w:cs="Avenir Next" w:eastAsia="Avenir Next"/>
-                <w:color w:val="1A1A1A"/>
-                <w:sz w:val="17"/>
-                <w:szCs w:val="17"/>
-              </w:rPr>
               <w:tab/>
             </w:r>
             <w:r>
               <w:rPr>
                 <w:rFonts w:ascii="Avenir Next" w:hAnsi="Avenir Next" w:cs="Avenir Next" w:eastAsia="Avenir Next"/>
                 <w:color w:val="1A1A1A"/>
-                <w:sz w:val="17"/>
+                <w:sz w:val="22"/>
                 <w:szCs w:val="17"/>
               </w:rPr>
               <w:t xml:space="preserve">Centers: 18 &gt; 14, so Blue usually scores more.</w:t>
@@ -2629,25 +2637,25 @@
                 <w:rFonts w:ascii="Avenir Next" w:hAnsi="Avenir Next" w:cs="Avenir Next" w:eastAsia="Avenir Next"/>
                 <w:b/>
                 <w:color w:val="003A70"/>
+                <w:sz w:val="22"/>
+                <w:szCs w:val="17"/>
+              </w:rPr>
+              <w:t xml:space="preserve">Step 2</w:t>
+            </w:r>
+            <w:r>
+              <w:rPr>
+                <w:rFonts w:ascii="Avenir Next" w:hAnsi="Avenir Next" w:cs="Avenir Next" w:eastAsia="Avenir Next"/>
+                <w:color w:val="1A1A1A"/>
                 <w:sz w:val="17"/>
                 <w:szCs w:val="17"/>
               </w:rPr>
-              <w:t xml:space="preserve">Step 2</w:t>
-            </w:r>
-            <w:r>
-              <w:rPr>
-                <w:rFonts w:ascii="Avenir Next" w:hAnsi="Avenir Next" w:cs="Avenir Next" w:eastAsia="Avenir Next"/>
-                <w:color w:val="1A1A1A"/>
-                <w:sz w:val="17"/>
-                <w:szCs w:val="17"/>
-              </w:rPr>
               <w:tab/>
             </w:r>
             <w:r>
               <w:rPr>
                 <w:rFonts w:ascii="Avenir Next" w:hAnsi="Avenir Next" w:cs="Avenir Next" w:eastAsia="Avenir Next"/>
                 <w:color w:val="1A1A1A"/>
-                <w:sz w:val="17"/>
+                <w:sz w:val="22"/>
                 <w:szCs w:val="17"/>
               </w:rPr>
               <w:t xml:space="preserve">Spreads: 6 &lt; 15, so Red is more consistent.</w:t>
@@ -2666,18 +2674,18 @@
                 <w:rFonts w:ascii="Avenir Next" w:hAnsi="Avenir Next" w:cs="Avenir Next" w:eastAsia="Avenir Next"/>
                 <w:b/>
                 <w:color w:val="1A1A1A"/>
+                <w:sz w:val="22"/>
+                <w:szCs w:val="17"/>
+              </w:rPr>
+              <w:t xml:space="preserve">Answer</w:t>
+            </w:r>
+            <w:r>
+              <w:rPr>
+                <w:rFonts w:ascii="Avenir Next" w:hAnsi="Avenir Next" w:cs="Avenir Next" w:eastAsia="Avenir Next"/>
+                <w:color w:val="1A1A1A"/>
                 <w:sz w:val="17"/>
                 <w:szCs w:val="17"/>
               </w:rPr>
-              <w:t xml:space="preserve">Answer</w:t>
-            </w:r>
-            <w:r>
-              <w:rPr>
-                <w:rFonts w:ascii="Avenir Next" w:hAnsi="Avenir Next" w:cs="Avenir Next" w:eastAsia="Avenir Next"/>
-                <w:color w:val="1A1A1A"/>
-                <w:sz w:val="17"/>
-                <w:szCs w:val="17"/>
-              </w:rPr>
               <w:tab/>
             </w:r>
             <w:r>
@@ -2685,7 +2693,7 @@
                 <w:rFonts w:ascii="Avenir Next" w:hAnsi="Avenir Next" w:cs="Avenir Next" w:eastAsia="Avenir Next"/>
                 <w:b/>
                 <w:color w:val="1A1A1A"/>
-                <w:sz w:val="17"/>
+                <w:sz w:val="22"/>
                 <w:szCs w:val="17"/>
               </w:rPr>
               <w:t xml:space="preserve">Blue scores more; Red is more consistent.</w:t>
@@ -2696,6 +2704,7 @@
     </w:tbl>
     <w:p>
       <w:pPr>
+        <w:pStyle w:val="Heading2"/>
         <w:keepNext/>
         <w:pBdr>
           <w:bottom w:val="single" w:sz="8" w:space="3" w:color="003A70"/>
@@ -2711,7 +2720,7 @@
           <w:b/>
           <w:color w:val="003A70"/>
           <w:spacing w:val="14"/>
-          <w:sz w:val="19"/>
+          <w:sz w:val="22"/>
           <w:szCs w:val="19"/>
         </w:rPr>
         <w:t xml:space="preserve">PRACTICE</w:t>
@@ -2730,7 +2739,7 @@
           <w:rFonts w:ascii="Avenir Next" w:hAnsi="Avenir Next" w:cs="Avenir Next" w:eastAsia="Avenir Next"/>
           <w:i/>
           <w:color w:val="5A5F66"/>
-          <w:sz w:val="17"/>
+          <w:sz w:val="22"/>
           <w:szCs w:val="17"/>
         </w:rPr>
         <w:t xml:space="preserve">show your work · label units</w:t>
@@ -2789,7 +2798,7 @@
                 <w:rFonts w:ascii="Avenir Next" w:hAnsi="Avenir Next" w:cs="Avenir Next" w:eastAsia="Avenir Next"/>
                 <w:b/>
                 <w:color w:val="1A1A1A"/>
-                <w:sz w:val="20"/>
+                <w:sz w:val="22"/>
                 <w:szCs w:val="20"/>
               </w:rPr>
               <w:t xml:space="preserve">1.</w:t>
@@ -2808,7 +2817,7 @@
                 <w:rFonts w:ascii="Avenir Next" w:hAnsi="Avenir Next" w:cs="Avenir Next" w:eastAsia="Avenir Next"/>
                 <w:b/>
                 <w:color w:val="1A1A1A"/>
-                <w:sz w:val="20"/>
+                <w:sz w:val="22"/>
                 <w:szCs w:val="20"/>
               </w:rPr>
               <w:t xml:space="preserve">Reading Minutes.  </w:t>
@@ -2817,7 +2826,7 @@
               <w:rPr>
                 <w:rFonts w:ascii="Avenir Next" w:hAnsi="Avenir Next" w:cs="Avenir Next" w:eastAsia="Avenir Next"/>
                 <w:color w:val="1A1A1A"/>
-                <w:sz w:val="20"/>
+                <w:sz w:val="22"/>
                 <w:szCs w:val="20"/>
               </w:rPr>
               <w:t xml:space="preserve">The box plots show minutes read per day by Class A and Class B.</w:t>
@@ -2837,7 +2846,7 @@
                 <w:rFonts w:ascii="Avenir Next" w:hAnsi="Avenir Next" w:cs="Avenir Next" w:eastAsia="Avenir Next"/>
                 <w:b/>
                 <w:color w:val="003A70"/>
-                <w:sz w:val="20"/>
+                <w:sz w:val="22"/>
                 <w:szCs w:val="20"/>
               </w:rPr>
               <w:t xml:space="preserve">a.</w:t>
@@ -2855,7 +2864,7 @@
               <w:rPr>
                 <w:rFonts w:ascii="Avenir Next" w:hAnsi="Avenir Next" w:cs="Avenir Next" w:eastAsia="Avenir Next"/>
                 <w:color w:val="1A1A1A"/>
-                <w:sz w:val="20"/>
+                <w:sz w:val="22"/>
                 <w:szCs w:val="20"/>
               </w:rPr>
               <w:t xml:space="preserve">Medians:  A </w:t>
@@ -2874,7 +2883,7 @@
               <w:rPr>
                 <w:rFonts w:ascii="Avenir Next" w:hAnsi="Avenir Next" w:cs="Avenir Next" w:eastAsia="Avenir Next"/>
                 <w:color w:val="1A1A1A"/>
-                <w:sz w:val="20"/>
+                <w:sz w:val="22"/>
                 <w:szCs w:val="20"/>
               </w:rPr>
               <w:t xml:space="preserve">  B </w:t>
@@ -2904,7 +2913,7 @@
                 <w:rFonts w:ascii="Avenir Next" w:hAnsi="Avenir Next" w:cs="Avenir Next" w:eastAsia="Avenir Next"/>
                 <w:b/>
                 <w:color w:val="003A70"/>
-                <w:sz w:val="20"/>
+                <w:sz w:val="22"/>
                 <w:szCs w:val="20"/>
               </w:rPr>
               <w:t xml:space="preserve">b.</w:t>
@@ -2922,7 +2931,7 @@
               <w:rPr>
                 <w:rFonts w:ascii="Avenir Next" w:hAnsi="Avenir Next" w:cs="Avenir Next" w:eastAsia="Avenir Next"/>
                 <w:color w:val="1A1A1A"/>
-                <w:sz w:val="20"/>
+                <w:sz w:val="22"/>
                 <w:szCs w:val="20"/>
               </w:rPr>
               <w:t xml:space="preserve">IQRs:  A </w:t>
@@ -2941,7 +2950,7 @@
               <w:rPr>
                 <w:rFonts w:ascii="Avenir Next" w:hAnsi="Avenir Next" w:cs="Avenir Next" w:eastAsia="Avenir Next"/>
                 <w:color w:val="1A1A1A"/>
-                <w:sz w:val="20"/>
+                <w:sz w:val="22"/>
                 <w:szCs w:val="20"/>
               </w:rPr>
               <w:t xml:space="preserve">  B </w:t>
@@ -2971,7 +2980,7 @@
                 <w:rFonts w:ascii="Avenir Next" w:hAnsi="Avenir Next" w:cs="Avenir Next" w:eastAsia="Avenir Next"/>
                 <w:b/>
                 <w:color w:val="003A70"/>
-                <w:sz w:val="20"/>
+                <w:sz w:val="22"/>
                 <w:szCs w:val="20"/>
               </w:rPr>
               <w:t xml:space="preserve">c.</w:t>
@@ -2989,7 +2998,7 @@
               <w:rPr>
                 <w:rFonts w:ascii="Avenir Next" w:hAnsi="Avenir Next" w:cs="Avenir Next" w:eastAsia="Avenir Next"/>
                 <w:color w:val="1A1A1A"/>
-                <w:sz w:val="20"/>
+                <w:sz w:val="22"/>
                 <w:szCs w:val="20"/>
               </w:rPr>
               <w:t xml:space="preserve">Usually reads more:</w:t>
@@ -3028,7 +3037,7 @@
                 <w:rFonts w:ascii="Avenir Next" w:hAnsi="Avenir Next" w:cs="Avenir Next" w:eastAsia="Avenir Next"/>
                 <w:b/>
                 <w:color w:val="003A70"/>
-                <w:sz w:val="20"/>
+                <w:sz w:val="22"/>
                 <w:szCs w:val="20"/>
               </w:rPr>
               <w:t xml:space="preserve">d.</w:t>
@@ -3046,7 +3055,7 @@
               <w:rPr>
                 <w:rFonts w:ascii="Avenir Next" w:hAnsi="Avenir Next" w:cs="Avenir Next" w:eastAsia="Avenir Next"/>
                 <w:color w:val="1A1A1A"/>
-                <w:sz w:val="20"/>
+                <w:sz w:val="22"/>
                 <w:szCs w:val="20"/>
               </w:rPr>
               <w:t xml:space="preserve">More consistent:</w:t>
@@ -3089,7 +3098,7 @@
               <w:drawing>
                 <wp:inline distT="0" distB="0" distL="0" distR="0">
                   <wp:extent cx="2743200" cy="1328737"/>
-                  <wp:docPr id="2" name="Figure 2"/>
+                  <wp:docPr id="2" name="Figure 2" descr="Box plot. Axis: values, 0 to 50; ticks every 5. Plots shown: five: 15, 25, 35, 45, 50; name: B, five: 5, 20, 25, 30, 45; name: A."/>
                   <a:graphic xmlns:a="http://schemas.openxmlformats.org/drawingml/2006/main">
                     <a:graphicData uri="http://schemas.openxmlformats.org/drawingml/2006/picture">
                       <pic:pic xmlns:pic="http://schemas.openxmlformats.org/drawingml/2006/picture">
@@ -3141,18 +3150,18 @@
           <w:rFonts w:ascii="Avenir Next" w:hAnsi="Avenir Next" w:cs="Avenir Next" w:eastAsia="Avenir Next"/>
           <w:b/>
           <w:color w:val="1A1A1A"/>
+          <w:sz w:val="22"/>
+          <w:szCs w:val="20"/>
+        </w:rPr>
+        <w:t xml:space="preserve">2.</w:t>
+      </w:r>
+      <w:r>
+        <w:rPr>
+          <w:rFonts w:ascii="Avenir Next" w:hAnsi="Avenir Next" w:cs="Avenir Next" w:eastAsia="Avenir Next"/>
+          <w:color w:val="1A1A1A"/>
           <w:sz w:val="20"/>
           <w:szCs w:val="20"/>
         </w:rPr>
-        <w:t xml:space="preserve">2.</w:t>
-      </w:r>
-      <w:r>
-        <w:rPr>
-          <w:rFonts w:ascii="Avenir Next" w:hAnsi="Avenir Next" w:cs="Avenir Next" w:eastAsia="Avenir Next"/>
-          <w:color w:val="1A1A1A"/>
-          <w:sz w:val="20"/>
-          <w:szCs w:val="20"/>
-        </w:rPr>
         <w:tab/>
       </w:r>
       <w:r>
@@ -3160,7 +3169,7 @@
           <w:rFonts w:ascii="Avenir Next" w:hAnsi="Avenir Next" w:cs="Avenir Next" w:eastAsia="Avenir Next"/>
           <w:b/>
           <w:color w:val="1A1A1A"/>
-          <w:sz w:val="20"/>
+          <w:sz w:val="22"/>
           <w:szCs w:val="20"/>
         </w:rPr>
         <w:t xml:space="preserve">Bus Routes.  </w:t>
@@ -3169,7 +3178,7 @@
         <w:rPr>
           <w:rFonts w:ascii="Avenir Next" w:hAnsi="Avenir Next" w:cs="Avenir Next" w:eastAsia="Avenir Next"/>
           <w:color w:val="1A1A1A"/>
-          <w:sz w:val="20"/>
+          <w:sz w:val="22"/>
           <w:szCs w:val="20"/>
         </w:rPr>
         <w:t xml:space="preserve">Minutes late on 7 days. </w:t>
@@ -3179,7 +3188,7 @@
           <w:rFonts w:ascii="Avenir Next" w:hAnsi="Avenir Next" w:cs="Avenir Next" w:eastAsia="Avenir Next"/>
           <w:b/>
           <w:color w:val="1A1A1A"/>
-          <w:sz w:val="20"/>
+          <w:sz w:val="22"/>
           <w:szCs w:val="20"/>
         </w:rPr>
         <w:t xml:space="preserve">Route 3:</w:t>
@@ -3188,7 +3197,7 @@
         <w:rPr>
           <w:rFonts w:ascii="Avenir Next" w:hAnsi="Avenir Next" w:cs="Avenir Next" w:eastAsia="Avenir Next"/>
           <w:color w:val="1A1A1A"/>
-          <w:sz w:val="20"/>
+          <w:sz w:val="22"/>
           <w:szCs w:val="20"/>
         </w:rPr>
         <w:t xml:space="preserve"> 2, 3, 5, 6, 8, 9, 11.  </w:t>
@@ -3198,7 +3207,7 @@
           <w:rFonts w:ascii="Avenir Next" w:hAnsi="Avenir Next" w:cs="Avenir Next" w:eastAsia="Avenir Next"/>
           <w:b/>
           <w:color w:val="1A1A1A"/>
-          <w:sz w:val="20"/>
+          <w:sz w:val="22"/>
           <w:szCs w:val="20"/>
         </w:rPr>
         <w:t xml:space="preserve">Route 8:</w:t>
@@ -3207,7 +3216,7 @@
         <w:rPr>
           <w:rFonts w:ascii="Avenir Next" w:hAnsi="Avenir Next" w:cs="Avenir Next" w:eastAsia="Avenir Next"/>
           <w:color w:val="1A1A1A"/>
-          <w:sz w:val="20"/>
+          <w:sz w:val="22"/>
           <w:szCs w:val="20"/>
         </w:rPr>
         <w:t xml:space="preserve"> 0, 1, 4, 6, 10, 14, 15.</w:t>
@@ -3227,10 +3236,28 @@
           <w:rFonts w:ascii="Avenir Next" w:hAnsi="Avenir Next" w:cs="Avenir Next" w:eastAsia="Avenir Next"/>
           <w:b/>
           <w:color w:val="003A70"/>
+          <w:sz w:val="22"/>
+          <w:szCs w:val="20"/>
+        </w:rPr>
+        <w:t xml:space="preserve">a.</w:t>
+      </w:r>
+      <w:r>
+        <w:rPr>
+          <w:rFonts w:ascii="Avenir Next" w:hAnsi="Avenir Next" w:cs="Avenir Next" w:eastAsia="Avenir Next"/>
+          <w:color w:val="1A1A1A"/>
           <w:sz w:val="20"/>
           <w:szCs w:val="20"/>
         </w:rPr>
-        <w:t xml:space="preserve">a.</w:t>
+        <w:tab/>
+      </w:r>
+      <w:r>
+        <w:rPr>
+          <w:rFonts w:ascii="Avenir Next" w:hAnsi="Avenir Next" w:cs="Avenir Next" w:eastAsia="Avenir Next"/>
+          <w:color w:val="1A1A1A"/>
+          <w:sz w:val="22"/>
+          <w:szCs w:val="20"/>
+        </w:rPr>
+        <w:t xml:space="preserve">Route 3:  median </w:t>
       </w:r>
       <w:r>
         <w:rPr>
@@ -3238,8 +3265,18 @@
           <w:color w:val="1A1A1A"/>
           <w:sz w:val="20"/>
           <w:szCs w:val="20"/>
-        </w:rPr>
-        <w:tab/>
+          <w:u w:val="single"/>
+        </w:rPr>
+        <w:t xml:space="preserve">      </w:t>
+      </w:r>
+      <w:r>
+        <w:rPr>
+          <w:rFonts w:ascii="Avenir Next" w:hAnsi="Avenir Next" w:cs="Avenir Next" w:eastAsia="Avenir Next"/>
+          <w:color w:val="1A1A1A"/>
+          <w:sz w:val="22"/>
+          <w:szCs w:val="20"/>
+        </w:rPr>
+        <w:t xml:space="preserve">  IQR </w:t>
       </w:r>
       <w:r>
         <w:rPr>
@@ -3247,8 +3284,18 @@
           <w:color w:val="1A1A1A"/>
           <w:sz w:val="20"/>
           <w:szCs w:val="20"/>
-        </w:rPr>
-        <w:t xml:space="preserve">Route 3:  median </w:t>
+          <w:u w:val="single"/>
+        </w:rPr>
+        <w:t xml:space="preserve">      </w:t>
+      </w:r>
+      <w:r>
+        <w:rPr>
+          <w:rFonts w:ascii="Avenir Next" w:hAnsi="Avenir Next" w:cs="Avenir Next" w:eastAsia="Avenir Next"/>
+          <w:color w:val="1A1A1A"/>
+          <w:sz w:val="22"/>
+          <w:szCs w:val="20"/>
+        </w:rPr>
+        <w:t xml:space="preserve">     Route 8:  median </w:t>
       </w:r>
       <w:r>
         <w:rPr>
@@ -3264,45 +3311,7 @@
         <w:rPr>
           <w:rFonts w:ascii="Avenir Next" w:hAnsi="Avenir Next" w:cs="Avenir Next" w:eastAsia="Avenir Next"/>
           <w:color w:val="1A1A1A"/>
-          <w:sz w:val="20"/>
-          <w:szCs w:val="20"/>
-        </w:rPr>
-        <w:t xml:space="preserve">  IQR </w:t>
-      </w:r>
-      <w:r>
-        <w:rPr>
-          <w:rFonts w:ascii="Avenir Next" w:hAnsi="Avenir Next" w:cs="Avenir Next" w:eastAsia="Avenir Next"/>
-          <w:color w:val="1A1A1A"/>
-          <w:sz w:val="20"/>
-          <w:szCs w:val="20"/>
-          <w:u w:val="single"/>
-        </w:rPr>
-        <w:t xml:space="preserve">      </w:t>
-      </w:r>
-      <w:r>
-        <w:rPr>
-          <w:rFonts w:ascii="Avenir Next" w:hAnsi="Avenir Next" w:cs="Avenir Next" w:eastAsia="Avenir Next"/>
-          <w:color w:val="1A1A1A"/>
-          <w:sz w:val="20"/>
-          <w:szCs w:val="20"/>
-        </w:rPr>
-        <w:t xml:space="preserve">     Route 8:  median </w:t>
-      </w:r>
-      <w:r>
-        <w:rPr>
-          <w:rFonts w:ascii="Avenir Next" w:hAnsi="Avenir Next" w:cs="Avenir Next" w:eastAsia="Avenir Next"/>
-          <w:color w:val="1A1A1A"/>
-          <w:sz w:val="20"/>
-          <w:szCs w:val="20"/>
-          <w:u w:val="single"/>
-        </w:rPr>
-        <w:t xml:space="preserve">      </w:t>
-      </w:r>
-      <w:r>
-        <w:rPr>
-          <w:rFonts w:ascii="Avenir Next" w:hAnsi="Avenir Next" w:cs="Avenir Next" w:eastAsia="Avenir Next"/>
-          <w:color w:val="1A1A1A"/>
-          <w:sz w:val="20"/>
+          <w:sz w:val="22"/>
           <w:szCs w:val="20"/>
         </w:rPr>
         <w:t xml:space="preserve">  IQR </w:t>
@@ -3332,25 +3341,25 @@
           <w:rFonts w:ascii="Avenir Next" w:hAnsi="Avenir Next" w:cs="Avenir Next" w:eastAsia="Avenir Next"/>
           <w:b/>
           <w:color w:val="003A70"/>
+          <w:sz w:val="22"/>
+          <w:szCs w:val="20"/>
+        </w:rPr>
+        <w:t xml:space="preserve">b.</w:t>
+      </w:r>
+      <w:r>
+        <w:rPr>
+          <w:rFonts w:ascii="Avenir Next" w:hAnsi="Avenir Next" w:cs="Avenir Next" w:eastAsia="Avenir Next"/>
+          <w:color w:val="1A1A1A"/>
           <w:sz w:val="20"/>
           <w:szCs w:val="20"/>
         </w:rPr>
-        <w:t xml:space="preserve">b.</w:t>
-      </w:r>
-      <w:r>
-        <w:rPr>
-          <w:rFonts w:ascii="Avenir Next" w:hAnsi="Avenir Next" w:cs="Avenir Next" w:eastAsia="Avenir Next"/>
-          <w:color w:val="1A1A1A"/>
-          <w:sz w:val="20"/>
-          <w:szCs w:val="20"/>
-        </w:rPr>
         <w:tab/>
       </w:r>
       <w:r>
         <w:rPr>
           <w:rFonts w:ascii="Avenir Next" w:hAnsi="Avenir Next" w:cs="Avenir Next" w:eastAsia="Avenir Next"/>
           <w:color w:val="1A1A1A"/>
-          <w:sz w:val="20"/>
+          <w:sz w:val="22"/>
           <w:szCs w:val="20"/>
         </w:rPr>
         <w:t xml:space="preserve">Which route is more predictable? Why?</w:t>
@@ -3394,18 +3403,18 @@
           <w:rFonts w:ascii="Avenir Next" w:hAnsi="Avenir Next" w:cs="Avenir Next" w:eastAsia="Avenir Next"/>
           <w:b/>
           <w:color w:val="1A1A1A"/>
+          <w:sz w:val="22"/>
+          <w:szCs w:val="20"/>
+        </w:rPr>
+        <w:t xml:space="preserve">3.</w:t>
+      </w:r>
+      <w:r>
+        <w:rPr>
+          <w:rFonts w:ascii="Avenir Next" w:hAnsi="Avenir Next" w:cs="Avenir Next" w:eastAsia="Avenir Next"/>
+          <w:color w:val="1A1A1A"/>
           <w:sz w:val="20"/>
           <w:szCs w:val="20"/>
         </w:rPr>
-        <w:t xml:space="preserve">3.</w:t>
-      </w:r>
-      <w:r>
-        <w:rPr>
-          <w:rFonts w:ascii="Avenir Next" w:hAnsi="Avenir Next" w:cs="Avenir Next" w:eastAsia="Avenir Next"/>
-          <w:color w:val="1A1A1A"/>
-          <w:sz w:val="20"/>
-          <w:szCs w:val="20"/>
-        </w:rPr>
         <w:tab/>
       </w:r>
       <w:r>
@@ -3413,7 +3422,7 @@
           <w:rFonts w:ascii="Avenir Next" w:hAnsi="Avenir Next" w:cs="Avenir Next" w:eastAsia="Avenir Next"/>
           <w:b/>
           <w:color w:val="1A1A1A"/>
-          <w:sz w:val="20"/>
+          <w:sz w:val="22"/>
           <w:szCs w:val="20"/>
         </w:rPr>
         <w:t xml:space="preserve">Plant Heights (cm).  </w:t>
@@ -3423,7 +3432,7 @@
           <w:rFonts w:ascii="Avenir Next" w:hAnsi="Avenir Next" w:cs="Avenir Next" w:eastAsia="Avenir Next"/>
           <w:b/>
           <w:color w:val="1A1A1A"/>
-          <w:sz w:val="20"/>
+          <w:sz w:val="22"/>
           <w:szCs w:val="20"/>
         </w:rPr>
         <w:t xml:space="preserve">Sun:</w:t>
@@ -3432,7 +3441,7 @@
         <w:rPr>
           <w:rFonts w:ascii="Avenir Next" w:hAnsi="Avenir Next" w:cs="Avenir Next" w:eastAsia="Avenir Next"/>
           <w:color w:val="1A1A1A"/>
-          <w:sz w:val="20"/>
+          <w:sz w:val="22"/>
           <w:szCs w:val="20"/>
         </w:rPr>
         <w:t xml:space="preserve"> 10, 12, 13, 15, 16, 18, 19, 21.  </w:t>
@@ -3442,7 +3451,7 @@
           <w:rFonts w:ascii="Avenir Next" w:hAnsi="Avenir Next" w:cs="Avenir Next" w:eastAsia="Avenir Next"/>
           <w:b/>
           <w:color w:val="1A1A1A"/>
-          <w:sz w:val="20"/>
+          <w:sz w:val="22"/>
           <w:szCs w:val="20"/>
         </w:rPr>
         <w:t xml:space="preserve">Shade:</w:t>
@@ -3451,7 +3460,7 @@
         <w:rPr>
           <w:rFonts w:ascii="Avenir Next" w:hAnsi="Avenir Next" w:cs="Avenir Next" w:eastAsia="Avenir Next"/>
           <w:color w:val="1A1A1A"/>
-          <w:sz w:val="20"/>
+          <w:sz w:val="22"/>
           <w:szCs w:val="20"/>
         </w:rPr>
         <w:t xml:space="preserve"> 6, 7, 8, 8, 9, 10, 10, 12.</w:t>
@@ -3506,7 +3515,7 @@
                 <w:rFonts w:ascii="Avenir Next" w:hAnsi="Avenir Next" w:cs="Avenir Next" w:eastAsia="Avenir Next"/>
                 <w:b/>
                 <w:color w:val="003A70"/>
-                <w:sz w:val="20"/>
+                <w:sz w:val="22"/>
                 <w:szCs w:val="20"/>
               </w:rPr>
               <w:t xml:space="preserve">a.</w:t>
@@ -3524,7 +3533,7 @@
               <w:rPr>
                 <w:rFonts w:ascii="Avenir Next" w:hAnsi="Avenir Next" w:cs="Avenir Next" w:eastAsia="Avenir Next"/>
                 <w:color w:val="1A1A1A"/>
-                <w:sz w:val="20"/>
+                <w:sz w:val="22"/>
                 <w:szCs w:val="20"/>
               </w:rPr>
               <w:t xml:space="preserve">Sun:  median </w:t>
@@ -3543,7 +3552,7 @@
               <w:rPr>
                 <w:rFonts w:ascii="Avenir Next" w:hAnsi="Avenir Next" w:cs="Avenir Next" w:eastAsia="Avenir Next"/>
                 <w:color w:val="1A1A1A"/>
-                <w:sz w:val="20"/>
+                <w:sz w:val="22"/>
                 <w:szCs w:val="20"/>
               </w:rPr>
               <w:t xml:space="preserve"> cm   IQR</w:t>
@@ -3571,7 +3580,7 @@
               <w:rPr>
                 <w:rFonts w:ascii="Avenir Next" w:hAnsi="Avenir Next" w:cs="Avenir Next" w:eastAsia="Avenir Next"/>
                 <w:color w:val="1A1A1A"/>
-                <w:sz w:val="20"/>
+                <w:sz w:val="22"/>
                 <w:szCs w:val="20"/>
               </w:rPr>
               <w:t xml:space="preserve"> cm</w:t>
@@ -3596,7 +3605,7 @@
                 <w:rFonts w:ascii="Avenir Next" w:hAnsi="Avenir Next" w:cs="Avenir Next" w:eastAsia="Avenir Next"/>
                 <w:b/>
                 <w:color w:val="003A70"/>
-                <w:sz w:val="20"/>
+                <w:sz w:val="22"/>
                 <w:szCs w:val="20"/>
               </w:rPr>
               <w:t xml:space="preserve">b.</w:t>
@@ -3614,7 +3623,7 @@
               <w:rPr>
                 <w:rFonts w:ascii="Avenir Next" w:hAnsi="Avenir Next" w:cs="Avenir Next" w:eastAsia="Avenir Next"/>
                 <w:color w:val="1A1A1A"/>
-                <w:sz w:val="20"/>
+                <w:sz w:val="22"/>
                 <w:szCs w:val="20"/>
               </w:rPr>
               <w:t xml:space="preserve">Shade:  median </w:t>
@@ -3633,7 +3642,7 @@
               <w:rPr>
                 <w:rFonts w:ascii="Avenir Next" w:hAnsi="Avenir Next" w:cs="Avenir Next" w:eastAsia="Avenir Next"/>
                 <w:color w:val="1A1A1A"/>
-                <w:sz w:val="20"/>
+                <w:sz w:val="22"/>
                 <w:szCs w:val="20"/>
               </w:rPr>
               <w:t xml:space="preserve"> cm   IQR</w:t>
@@ -3661,7 +3670,7 @@
               <w:rPr>
                 <w:rFonts w:ascii="Avenir Next" w:hAnsi="Avenir Next" w:cs="Avenir Next" w:eastAsia="Avenir Next"/>
                 <w:color w:val="1A1A1A"/>
-                <w:sz w:val="20"/>
+                <w:sz w:val="22"/>
                 <w:szCs w:val="20"/>
               </w:rPr>
               <w:t xml:space="preserve"> cm</w:t>
@@ -3689,18 +3698,18 @@
           <w:rFonts w:ascii="Avenir Next" w:hAnsi="Avenir Next" w:cs="Avenir Next" w:eastAsia="Avenir Next"/>
           <w:b/>
           <w:color w:val="1A1A1A"/>
+          <w:sz w:val="22"/>
+          <w:szCs w:val="20"/>
+        </w:rPr>
+        <w:t xml:space="preserve">4.</w:t>
+      </w:r>
+      <w:r>
+        <w:rPr>
+          <w:rFonts w:ascii="Avenir Next" w:hAnsi="Avenir Next" w:cs="Avenir Next" w:eastAsia="Avenir Next"/>
+          <w:color w:val="1A1A1A"/>
           <w:sz w:val="20"/>
           <w:szCs w:val="20"/>
         </w:rPr>
-        <w:t xml:space="preserve">4.</w:t>
-      </w:r>
-      <w:r>
-        <w:rPr>
-          <w:rFonts w:ascii="Avenir Next" w:hAnsi="Avenir Next" w:cs="Avenir Next" w:eastAsia="Avenir Next"/>
-          <w:color w:val="1A1A1A"/>
-          <w:sz w:val="20"/>
-          <w:szCs w:val="20"/>
-        </w:rPr>
         <w:tab/>
       </w:r>
       <w:r>
@@ -3708,7 +3717,7 @@
           <w:rFonts w:ascii="Avenir Next" w:hAnsi="Avenir Next" w:cs="Avenir Next" w:eastAsia="Avenir Next"/>
           <w:b/>
           <w:color w:val="1A1A1A"/>
-          <w:sz w:val="20"/>
+          <w:sz w:val="22"/>
           <w:szCs w:val="20"/>
         </w:rPr>
         <w:t xml:space="preserve">Delivery.  </w:t>
@@ -3717,7 +3726,7 @@
         <w:rPr>
           <w:rFonts w:ascii="Avenir Next" w:hAnsi="Avenir Next" w:cs="Avenir Next" w:eastAsia="Avenir Next"/>
           <w:color w:val="1A1A1A"/>
-          <w:sz w:val="20"/>
+          <w:sz w:val="22"/>
           <w:szCs w:val="20"/>
         </w:rPr>
         <w:t xml:space="preserve">Shop K: median 28 min, IQR 8 min. Shop L: median 36 min, IQR 8 min. What is the same?</w:t>
@@ -3786,7 +3795,7 @@
               <w:rPr>
                 <w:rFonts w:ascii="Avenir Next" w:hAnsi="Avenir Next" w:cs="Avenir Next" w:eastAsia="Avenir Next"/>
                 <w:color w:val="1A1A1A"/>
-                <w:sz w:val="19"/>
+                <w:sz w:val="22"/>
                 <w:szCs w:val="19"/>
               </w:rPr>
               <w:t xml:space="preserve">the same center</w:t>
@@ -3825,7 +3834,7 @@
               <w:rPr>
                 <w:rFonts w:ascii="Avenir Next" w:hAnsi="Avenir Next" w:cs="Avenir Next" w:eastAsia="Avenir Next"/>
                 <w:color w:val="1A1A1A"/>
-                <w:sz w:val="19"/>
+                <w:sz w:val="22"/>
                 <w:szCs w:val="19"/>
               </w:rPr>
               <w:t xml:space="preserve">the same spread</w:t>
@@ -3864,7 +3873,7 @@
               <w:rPr>
                 <w:rFonts w:ascii="Avenir Next" w:hAnsi="Avenir Next" w:cs="Avenir Next" w:eastAsia="Avenir Next"/>
                 <w:color w:val="1A1A1A"/>
-                <w:sz w:val="19"/>
+                <w:sz w:val="22"/>
                 <w:szCs w:val="19"/>
               </w:rPr>
               <w:t xml:space="preserve">both center and spread</w:t>
@@ -3892,18 +3901,18 @@
           <w:rFonts w:ascii="Avenir Next" w:hAnsi="Avenir Next" w:cs="Avenir Next" w:eastAsia="Avenir Next"/>
           <w:b/>
           <w:color w:val="1A1A1A"/>
+          <w:sz w:val="22"/>
+          <w:szCs w:val="20"/>
+        </w:rPr>
+        <w:t xml:space="preserve">5.</w:t>
+      </w:r>
+      <w:r>
+        <w:rPr>
+          <w:rFonts w:ascii="Avenir Next" w:hAnsi="Avenir Next" w:cs="Avenir Next" w:eastAsia="Avenir Next"/>
+          <w:color w:val="1A1A1A"/>
           <w:sz w:val="20"/>
           <w:szCs w:val="20"/>
         </w:rPr>
-        <w:t xml:space="preserve">5.</w:t>
-      </w:r>
-      <w:r>
-        <w:rPr>
-          <w:rFonts w:ascii="Avenir Next" w:hAnsi="Avenir Next" w:cs="Avenir Next" w:eastAsia="Avenir Next"/>
-          <w:color w:val="1A1A1A"/>
-          <w:sz w:val="20"/>
-          <w:szCs w:val="20"/>
-        </w:rPr>
         <w:tab/>
       </w:r>
       <w:r>
@@ -3911,7 +3920,7 @@
           <w:rFonts w:ascii="Avenir Next" w:hAnsi="Avenir Next" w:cs="Avenir Next" w:eastAsia="Avenir Next"/>
           <w:b/>
           <w:color w:val="1A1A1A"/>
-          <w:sz w:val="20"/>
+          <w:sz w:val="22"/>
           <w:szCs w:val="20"/>
         </w:rPr>
         <w:t xml:space="preserve">Find the Error.  </w:t>
@@ -3920,7 +3929,7 @@
         <w:rPr>
           <w:rFonts w:ascii="Avenir Next" w:hAnsi="Avenir Next" w:cs="Avenir Next" w:eastAsia="Avenir Next"/>
           <w:color w:val="1A1A1A"/>
-          <w:sz w:val="20"/>
+          <w:sz w:val="22"/>
           <w:szCs w:val="20"/>
         </w:rPr>
         <w:t xml:space="preserve">Set E: median 70, IQR 25. Set F: median 64, IQR 6. Jada says, “Set E is higher and more consistent.” Explain her error.</w:t>
@@ -3999,6 +4008,7 @@
     </w:p>
     <w:p>
       <w:pPr>
+        <w:pStyle w:val="Heading2"/>
         <w:keepNext/>
         <w:pBdr>
           <w:bottom w:val="single" w:sz="8" w:space="3" w:color="003A70"/>
@@ -4014,7 +4024,7 @@
           <w:b/>
           <w:color w:val="003A70"/>
           <w:spacing w:val="14"/>
-          <w:sz w:val="19"/>
+          <w:sz w:val="22"/>
           <w:szCs w:val="19"/>
         </w:rPr>
         <w:t xml:space="preserve">TEST PRACTICE</w:t>
@@ -4033,7 +4043,7 @@
           <w:rFonts w:ascii="Avenir Next" w:hAnsi="Avenir Next" w:cs="Avenir Next" w:eastAsia="Avenir Next"/>
           <w:i/>
           <w:color w:val="5A5F66"/>
-          <w:sz w:val="17"/>
+          <w:sz w:val="22"/>
           <w:szCs w:val="17"/>
         </w:rPr>
         <w:t xml:space="preserve">choose the best answer</w:t>
@@ -4053,25 +4063,25 @@
           <w:rFonts w:ascii="Avenir Next" w:hAnsi="Avenir Next" w:cs="Avenir Next" w:eastAsia="Avenir Next"/>
           <w:b/>
           <w:color w:val="1A1A1A"/>
+          <w:sz w:val="22"/>
+          <w:szCs w:val="20"/>
+        </w:rPr>
+        <w:t xml:space="preserve">6.</w:t>
+      </w:r>
+      <w:r>
+        <w:rPr>
+          <w:rFonts w:ascii="Avenir Next" w:hAnsi="Avenir Next" w:cs="Avenir Next" w:eastAsia="Avenir Next"/>
+          <w:color w:val="1A1A1A"/>
           <w:sz w:val="20"/>
           <w:szCs w:val="20"/>
         </w:rPr>
-        <w:t xml:space="preserve">6.</w:t>
-      </w:r>
-      <w:r>
-        <w:rPr>
-          <w:rFonts w:ascii="Avenir Next" w:hAnsi="Avenir Next" w:cs="Avenir Next" w:eastAsia="Avenir Next"/>
-          <w:color w:val="1A1A1A"/>
-          <w:sz w:val="20"/>
-          <w:szCs w:val="20"/>
-        </w:rPr>
         <w:tab/>
       </w:r>
       <w:r>
         <w:rPr>
           <w:rFonts w:ascii="Avenir Next" w:hAnsi="Avenir Next" w:cs="Avenir Next" w:eastAsia="Avenir Next"/>
           <w:color w:val="1A1A1A"/>
-          <w:sz w:val="20"/>
+          <w:sz w:val="22"/>
           <w:szCs w:val="20"/>
         </w:rPr>
         <w:t xml:space="preserve">Group 1: median 12 cm, IQR 3 cm. Group 2: median 12 cm, IQR 9 cm. Which is more consistent?</w:t>
@@ -4127,25 +4137,25 @@
                 <w:rFonts w:ascii="Avenir Next" w:hAnsi="Avenir Next" w:cs="Avenir Next" w:eastAsia="Avenir Next"/>
                 <w:b/>
                 <w:color w:val="003A70"/>
+                <w:sz w:val="22"/>
+                <w:szCs w:val="19"/>
+              </w:rPr>
+              <w:t xml:space="preserve">A</w:t>
+            </w:r>
+            <w:r>
+              <w:rPr>
+                <w:rFonts w:ascii="Avenir Next" w:hAnsi="Avenir Next" w:cs="Avenir Next" w:eastAsia="Avenir Next"/>
+                <w:color w:val="1A1A1A"/>
                 <w:sz w:val="19"/>
                 <w:szCs w:val="19"/>
               </w:rPr>
-              <w:t xml:space="preserve">A</w:t>
-            </w:r>
-            <w:r>
-              <w:rPr>
-                <w:rFonts w:ascii="Avenir Next" w:hAnsi="Avenir Next" w:cs="Avenir Next" w:eastAsia="Avenir Next"/>
-                <w:color w:val="1A1A1A"/>
-                <w:sz w:val="19"/>
-                <w:szCs w:val="19"/>
-              </w:rPr>
               <w:tab/>
             </w:r>
             <w:r>
               <w:rPr>
                 <w:rFonts w:ascii="Avenir Next" w:hAnsi="Avenir Next" w:cs="Avenir Next" w:eastAsia="Avenir Next"/>
                 <w:color w:val="1A1A1A"/>
-                <w:sz w:val="19"/>
+                <w:sz w:val="22"/>
                 <w:szCs w:val="19"/>
               </w:rPr>
               <w:t xml:space="preserve">Group 1</w:t>
@@ -4170,25 +4180,25 @@
                 <w:rFonts w:ascii="Avenir Next" w:hAnsi="Avenir Next" w:cs="Avenir Next" w:eastAsia="Avenir Next"/>
                 <w:b/>
                 <w:color w:val="003A70"/>
+                <w:sz w:val="22"/>
+                <w:szCs w:val="19"/>
+              </w:rPr>
+              <w:t xml:space="preserve">B</w:t>
+            </w:r>
+            <w:r>
+              <w:rPr>
+                <w:rFonts w:ascii="Avenir Next" w:hAnsi="Avenir Next" w:cs="Avenir Next" w:eastAsia="Avenir Next"/>
+                <w:color w:val="1A1A1A"/>
                 <w:sz w:val="19"/>
                 <w:szCs w:val="19"/>
               </w:rPr>
-              <w:t xml:space="preserve">B</w:t>
-            </w:r>
-            <w:r>
-              <w:rPr>
-                <w:rFonts w:ascii="Avenir Next" w:hAnsi="Avenir Next" w:cs="Avenir Next" w:eastAsia="Avenir Next"/>
-                <w:color w:val="1A1A1A"/>
-                <w:sz w:val="19"/>
-                <w:szCs w:val="19"/>
-              </w:rPr>
               <w:tab/>
             </w:r>
             <w:r>
               <w:rPr>
                 <w:rFonts w:ascii="Avenir Next" w:hAnsi="Avenir Next" w:cs="Avenir Next" w:eastAsia="Avenir Next"/>
                 <w:color w:val="1A1A1A"/>
-                <w:sz w:val="19"/>
+                <w:sz w:val="22"/>
                 <w:szCs w:val="19"/>
               </w:rPr>
               <w:t xml:space="preserve">Group 2</w:t>
@@ -4213,25 +4223,25 @@
                 <w:rFonts w:ascii="Avenir Next" w:hAnsi="Avenir Next" w:cs="Avenir Next" w:eastAsia="Avenir Next"/>
                 <w:b/>
                 <w:color w:val="003A70"/>
+                <w:sz w:val="22"/>
+                <w:szCs w:val="19"/>
+              </w:rPr>
+              <w:t xml:space="preserve">C</w:t>
+            </w:r>
+            <w:r>
+              <w:rPr>
+                <w:rFonts w:ascii="Avenir Next" w:hAnsi="Avenir Next" w:cs="Avenir Next" w:eastAsia="Avenir Next"/>
+                <w:color w:val="1A1A1A"/>
                 <w:sz w:val="19"/>
                 <w:szCs w:val="19"/>
               </w:rPr>
-              <w:t xml:space="preserve">C</w:t>
-            </w:r>
-            <w:r>
-              <w:rPr>
-                <w:rFonts w:ascii="Avenir Next" w:hAnsi="Avenir Next" w:cs="Avenir Next" w:eastAsia="Avenir Next"/>
-                <w:color w:val="1A1A1A"/>
-                <w:sz w:val="19"/>
-                <w:szCs w:val="19"/>
-              </w:rPr>
               <w:tab/>
             </w:r>
             <w:r>
               <w:rPr>
                 <w:rFonts w:ascii="Avenir Next" w:hAnsi="Avenir Next" w:cs="Avenir Next" w:eastAsia="Avenir Next"/>
                 <w:color w:val="1A1A1A"/>
-                <w:sz w:val="19"/>
+                <w:sz w:val="22"/>
                 <w:szCs w:val="19"/>
               </w:rPr>
               <w:t xml:space="preserve">Both the same</w:t>
@@ -4256,25 +4266,25 @@
                 <w:rFonts w:ascii="Avenir Next" w:hAnsi="Avenir Next" w:cs="Avenir Next" w:eastAsia="Avenir Next"/>
                 <w:b/>
                 <w:color w:val="003A70"/>
+                <w:sz w:val="22"/>
+                <w:szCs w:val="19"/>
+              </w:rPr>
+              <w:t xml:space="preserve">D</w:t>
+            </w:r>
+            <w:r>
+              <w:rPr>
+                <w:rFonts w:ascii="Avenir Next" w:hAnsi="Avenir Next" w:cs="Avenir Next" w:eastAsia="Avenir Next"/>
+                <w:color w:val="1A1A1A"/>
                 <w:sz w:val="19"/>
                 <w:szCs w:val="19"/>
               </w:rPr>
-              <w:t xml:space="preserve">D</w:t>
-            </w:r>
-            <w:r>
-              <w:rPr>
-                <w:rFonts w:ascii="Avenir Next" w:hAnsi="Avenir Next" w:cs="Avenir Next" w:eastAsia="Avenir Next"/>
-                <w:color w:val="1A1A1A"/>
-                <w:sz w:val="19"/>
-                <w:szCs w:val="19"/>
-              </w:rPr>
               <w:tab/>
             </w:r>
             <w:r>
               <w:rPr>
                 <w:rFonts w:ascii="Avenir Next" w:hAnsi="Avenir Next" w:cs="Avenir Next" w:eastAsia="Avenir Next"/>
                 <w:color w:val="1A1A1A"/>
-                <w:sz w:val="19"/>
+                <w:sz w:val="22"/>
                 <w:szCs w:val="19"/>
               </w:rPr>
               <w:t xml:space="preserve">Cannot tell</w:t>
@@ -4302,25 +4312,25 @@
           <w:rFonts w:ascii="Avenir Next" w:hAnsi="Avenir Next" w:cs="Avenir Next" w:eastAsia="Avenir Next"/>
           <w:b/>
           <w:color w:val="1A1A1A"/>
+          <w:sz w:val="22"/>
+          <w:szCs w:val="20"/>
+        </w:rPr>
+        <w:t xml:space="preserve">7.</w:t>
+      </w:r>
+      <w:r>
+        <w:rPr>
+          <w:rFonts w:ascii="Avenir Next" w:hAnsi="Avenir Next" w:cs="Avenir Next" w:eastAsia="Avenir Next"/>
+          <w:color w:val="1A1A1A"/>
           <w:sz w:val="20"/>
           <w:szCs w:val="20"/>
         </w:rPr>
-        <w:t xml:space="preserve">7.</w:t>
-      </w:r>
-      <w:r>
-        <w:rPr>
-          <w:rFonts w:ascii="Avenir Next" w:hAnsi="Avenir Next" w:cs="Avenir Next" w:eastAsia="Avenir Next"/>
-          <w:color w:val="1A1A1A"/>
-          <w:sz w:val="20"/>
-          <w:szCs w:val="20"/>
-        </w:rPr>
         <w:tab/>
       </w:r>
       <w:r>
         <w:rPr>
           <w:rFonts w:ascii="Avenir Next" w:hAnsi="Avenir Next" w:cs="Avenir Next" w:eastAsia="Avenir Next"/>
           <w:color w:val="1A1A1A"/>
-          <w:sz w:val="20"/>
+          <w:sz w:val="22"/>
           <w:szCs w:val="20"/>
         </w:rPr>
         <w:t xml:space="preserve">What is the IQR of 3, 5, 6, 8, 10, 12, 13?</w:t>
@@ -4376,25 +4386,25 @@
                 <w:rFonts w:ascii="Avenir Next" w:hAnsi="Avenir Next" w:cs="Avenir Next" w:eastAsia="Avenir Next"/>
                 <w:b/>
                 <w:color w:val="003A70"/>
+                <w:sz w:val="22"/>
+                <w:szCs w:val="19"/>
+              </w:rPr>
+              <w:t xml:space="preserve">A</w:t>
+            </w:r>
+            <w:r>
+              <w:rPr>
+                <w:rFonts w:ascii="Avenir Next" w:hAnsi="Avenir Next" w:cs="Avenir Next" w:eastAsia="Avenir Next"/>
+                <w:color w:val="1A1A1A"/>
                 <w:sz w:val="19"/>
                 <w:szCs w:val="19"/>
               </w:rPr>
-              <w:t xml:space="preserve">A</w:t>
-            </w:r>
-            <w:r>
-              <w:rPr>
-                <w:rFonts w:ascii="Avenir Next" w:hAnsi="Avenir Next" w:cs="Avenir Next" w:eastAsia="Avenir Next"/>
-                <w:color w:val="1A1A1A"/>
-                <w:sz w:val="19"/>
-                <w:szCs w:val="19"/>
-              </w:rPr>
               <w:tab/>
             </w:r>
             <w:r>
               <w:rPr>
                 <w:rFonts w:ascii="Avenir Next" w:hAnsi="Avenir Next" w:cs="Avenir Next" w:eastAsia="Avenir Next"/>
                 <w:color w:val="1A1A1A"/>
-                <w:sz w:val="19"/>
+                <w:sz w:val="22"/>
                 <w:szCs w:val="19"/>
               </w:rPr>
               <w:t xml:space="preserve">7</w:t>
@@ -4419,25 +4429,25 @@
                 <w:rFonts w:ascii="Avenir Next" w:hAnsi="Avenir Next" w:cs="Avenir Next" w:eastAsia="Avenir Next"/>
                 <w:b/>
                 <w:color w:val="003A70"/>
+                <w:sz w:val="22"/>
+                <w:szCs w:val="19"/>
+              </w:rPr>
+              <w:t xml:space="preserve">B</w:t>
+            </w:r>
+            <w:r>
+              <w:rPr>
+                <w:rFonts w:ascii="Avenir Next" w:hAnsi="Avenir Next" w:cs="Avenir Next" w:eastAsia="Avenir Next"/>
+                <w:color w:val="1A1A1A"/>
                 <w:sz w:val="19"/>
                 <w:szCs w:val="19"/>
               </w:rPr>
-              <w:t xml:space="preserve">B</w:t>
-            </w:r>
-            <w:r>
-              <w:rPr>
-                <w:rFonts w:ascii="Avenir Next" w:hAnsi="Avenir Next" w:cs="Avenir Next" w:eastAsia="Avenir Next"/>
-                <w:color w:val="1A1A1A"/>
-                <w:sz w:val="19"/>
-                <w:szCs w:val="19"/>
-              </w:rPr>
               <w:tab/>
             </w:r>
             <w:r>
               <w:rPr>
                 <w:rFonts w:ascii="Avenir Next" w:hAnsi="Avenir Next" w:cs="Avenir Next" w:eastAsia="Avenir Next"/>
                 <w:color w:val="1A1A1A"/>
-                <w:sz w:val="19"/>
+                <w:sz w:val="22"/>
                 <w:szCs w:val="19"/>
               </w:rPr>
               <w:t xml:space="preserve">8</w:t>
@@ -4462,25 +4472,25 @@
                 <w:rFonts w:ascii="Avenir Next" w:hAnsi="Avenir Next" w:cs="Avenir Next" w:eastAsia="Avenir Next"/>
                 <w:b/>
                 <w:color w:val="003A70"/>
+                <w:sz w:val="22"/>
+                <w:szCs w:val="19"/>
+              </w:rPr>
+              <w:t xml:space="preserve">C</w:t>
+            </w:r>
+            <w:r>
+              <w:rPr>
+                <w:rFonts w:ascii="Avenir Next" w:hAnsi="Avenir Next" w:cs="Avenir Next" w:eastAsia="Avenir Next"/>
+                <w:color w:val="1A1A1A"/>
                 <w:sz w:val="19"/>
                 <w:szCs w:val="19"/>
               </w:rPr>
-              <w:t xml:space="preserve">C</w:t>
-            </w:r>
-            <w:r>
-              <w:rPr>
-                <w:rFonts w:ascii="Avenir Next" w:hAnsi="Avenir Next" w:cs="Avenir Next" w:eastAsia="Avenir Next"/>
-                <w:color w:val="1A1A1A"/>
-                <w:sz w:val="19"/>
-                <w:szCs w:val="19"/>
-              </w:rPr>
               <w:tab/>
             </w:r>
             <w:r>
               <w:rPr>
                 <w:rFonts w:ascii="Avenir Next" w:hAnsi="Avenir Next" w:cs="Avenir Next" w:eastAsia="Avenir Next"/>
                 <w:color w:val="1A1A1A"/>
-                <w:sz w:val="19"/>
+                <w:sz w:val="22"/>
                 <w:szCs w:val="19"/>
               </w:rPr>
               <w:t xml:space="preserve">10</w:t>
@@ -4505,25 +4515,25 @@
                 <w:rFonts w:ascii="Avenir Next" w:hAnsi="Avenir Next" w:cs="Avenir Next" w:eastAsia="Avenir Next"/>
                 <w:b/>
                 <w:color w:val="003A70"/>
+                <w:sz w:val="22"/>
+                <w:szCs w:val="19"/>
+              </w:rPr>
+              <w:t xml:space="preserve">D</w:t>
+            </w:r>
+            <w:r>
+              <w:rPr>
+                <w:rFonts w:ascii="Avenir Next" w:hAnsi="Avenir Next" w:cs="Avenir Next" w:eastAsia="Avenir Next"/>
+                <w:color w:val="1A1A1A"/>
                 <w:sz w:val="19"/>
                 <w:szCs w:val="19"/>
               </w:rPr>
-              <w:t xml:space="preserve">D</w:t>
-            </w:r>
-            <w:r>
-              <w:rPr>
-                <w:rFonts w:ascii="Avenir Next" w:hAnsi="Avenir Next" w:cs="Avenir Next" w:eastAsia="Avenir Next"/>
-                <w:color w:val="1A1A1A"/>
-                <w:sz w:val="19"/>
-                <w:szCs w:val="19"/>
-              </w:rPr>
               <w:tab/>
             </w:r>
             <w:r>
               <w:rPr>
                 <w:rFonts w:ascii="Avenir Next" w:hAnsi="Avenir Next" w:cs="Avenir Next" w:eastAsia="Avenir Next"/>
                 <w:color w:val="1A1A1A"/>
-                <w:sz w:val="19"/>
+                <w:sz w:val="22"/>
                 <w:szCs w:val="19"/>
               </w:rPr>
               <w:t xml:space="preserve">17</w:t>
@@ -4581,6 +4591,7 @@
           </w:tcPr>
           <w:p>
             <w:pPr>
+              <w:pStyle w:val="Heading2"/>
               <w:spacing w:before="0" w:after="0" w:line="240" w:lineRule="auto"/>
             </w:pPr>
             <w:r>
@@ -4618,7 +4629,7 @@
               <w:rPr>
                 <w:rFonts w:ascii="Avenir Next" w:hAnsi="Avenir Next" w:cs="Avenir Next" w:eastAsia="Avenir Next"/>
                 <w:color w:val="1A1A1A"/>
-                <w:sz w:val="17"/>
+                <w:sz w:val="22"/>
                 <w:szCs w:val="17"/>
               </w:rPr>
               <w:t xml:space="preserve">  I can do this on my own</w:t>
@@ -4647,7 +4658,7 @@
               <w:rPr>
                 <w:rFonts w:ascii="Avenir Next" w:hAnsi="Avenir Next" w:cs="Avenir Next" w:eastAsia="Avenir Next"/>
                 <w:color w:val="1A1A1A"/>
-                <w:sz w:val="17"/>
+                <w:sz w:val="22"/>
                 <w:szCs w:val="17"/>
               </w:rPr>
               <w:t xml:space="preserve">  I need a little help</w:t>
@@ -4676,7 +4687,7 @@
               <w:rPr>
                 <w:rFonts w:ascii="Avenir Next" w:hAnsi="Avenir Next" w:cs="Avenir Next" w:eastAsia="Avenir Next"/>
                 <w:color w:val="1A1A1A"/>
-                <w:sz w:val="17"/>
+                <w:sz w:val="22"/>
                 <w:szCs w:val="17"/>
               </w:rPr>
               <w:t xml:space="preserve">  I have a question about #</w:t>
@@ -4714,7 +4725,7 @@
         <w:rPr>
           <w:rFonts w:ascii="Avenir Next" w:hAnsi="Avenir Next" w:cs="Avenir Next" w:eastAsia="Avenir Next"/>
           <w:color w:val="5A5F66"/>
-          <w:sz w:val="17"/>
+          <w:sz w:val="22"/>
           <w:szCs w:val="17"/>
         </w:rPr>
         <w:t xml:space="preserve">Tell someone at home why a bus with a small IQR is easier to plan around.</w:t>
@@ -4808,7 +4819,106 @@
               <w:sz w:val="15"/>
               <w:szCs w:val="15"/>
             </w:rPr>
-            <w:t xml:space="preserve">Lesson 2-3  ·  Homework Packet</w:t>
+            <w:t xml:space="preserve">2-6 · Page </w:t>
+          </w:r>
+          <w:r>
+            <w:rPr>
+              <w:rFonts w:ascii="Avenir Next" w:hAnsi="Avenir Next" w:cs="Avenir Next" w:eastAsia="Avenir Next"/>
+              <w:color w:val="5A5F66"/>
+              <w:sz w:val="15"/>
+              <w:szCs w:val="15"/>
+            </w:rPr>
+            <w:fldChar w:fldCharType="begin"/>
+          </w:r>
+          <w:r>
+            <w:rPr>
+              <w:rFonts w:ascii="Avenir Next" w:hAnsi="Avenir Next" w:cs="Avenir Next" w:eastAsia="Avenir Next"/>
+              <w:color w:val="5A5F66"/>
+              <w:sz w:val="15"/>
+              <w:szCs w:val="15"/>
+            </w:rPr>
+            <w:instrText xml:space="preserve"> PAGE </w:instrText>
+          </w:r>
+          <w:r>
+            <w:rPr>
+              <w:rFonts w:ascii="Avenir Next" w:hAnsi="Avenir Next" w:cs="Avenir Next" w:eastAsia="Avenir Next"/>
+              <w:color w:val="5A5F66"/>
+              <w:sz w:val="15"/>
+              <w:szCs w:val="15"/>
+            </w:rPr>
+            <w:fldChar w:fldCharType="separate"/>
+          </w:r>
+          <w:r>
+            <w:rPr>
+              <w:rFonts w:ascii="Avenir Next" w:hAnsi="Avenir Next" w:cs="Avenir Next" w:eastAsia="Avenir Next"/>
+              <w:color w:val="5A5F66"/>
+              <w:sz w:val="15"/>
+              <w:szCs w:val="15"/>
+            </w:rPr>
+            <w:t xml:space="preserve">1</w:t>
+          </w:r>
+          <w:r>
+            <w:rPr>
+              <w:rFonts w:ascii="Avenir Next" w:hAnsi="Avenir Next" w:cs="Avenir Next" w:eastAsia="Avenir Next"/>
+              <w:color w:val="5A5F66"/>
+              <w:sz w:val="15"/>
+              <w:szCs w:val="15"/>
+            </w:rPr>
+            <w:fldChar w:fldCharType="end"/>
+          </w:r>
+          <w:r>
+            <w:rPr>
+              <w:rFonts w:ascii="Avenir Next" w:hAnsi="Avenir Next" w:cs="Avenir Next" w:eastAsia="Avenir Next"/>
+              <w:color w:val="5A5F66"/>
+              <w:sz w:val="15"/>
+              <w:szCs w:val="15"/>
+            </w:rPr>
+            <w:t xml:space="preserve"> of </w:t>
+          </w:r>
+          <w:r>
+            <w:rPr>
+              <w:rFonts w:ascii="Avenir Next" w:hAnsi="Avenir Next" w:cs="Avenir Next" w:eastAsia="Avenir Next"/>
+              <w:color w:val="5A5F66"/>
+              <w:sz w:val="15"/>
+              <w:szCs w:val="15"/>
+            </w:rPr>
+            <w:fldChar w:fldCharType="begin"/>
+          </w:r>
+          <w:r>
+            <w:rPr>
+              <w:rFonts w:ascii="Avenir Next" w:hAnsi="Avenir Next" w:cs="Avenir Next" w:eastAsia="Avenir Next"/>
+              <w:color w:val="5A5F66"/>
+              <w:sz w:val="15"/>
+              <w:szCs w:val="15"/>
+            </w:rPr>
+            <w:instrText xml:space="preserve"> NUMPAGES </w:instrText>
+          </w:r>
+          <w:r>
+            <w:rPr>
+              <w:rFonts w:ascii="Avenir Next" w:hAnsi="Avenir Next" w:cs="Avenir Next" w:eastAsia="Avenir Next"/>
+              <w:color w:val="5A5F66"/>
+              <w:sz w:val="15"/>
+              <w:szCs w:val="15"/>
+            </w:rPr>
+            <w:fldChar w:fldCharType="separate"/>
+          </w:r>
+          <w:r>
+            <w:rPr>
+              <w:rFonts w:ascii="Avenir Next" w:hAnsi="Avenir Next" w:cs="Avenir Next" w:eastAsia="Avenir Next"/>
+              <w:color w:val="5A5F66"/>
+              <w:sz w:val="15"/>
+              <w:szCs w:val="15"/>
+            </w:rPr>
+            <w:t xml:space="preserve">1</w:t>
+          </w:r>
+          <w:r>
+            <w:rPr>
+              <w:rFonts w:ascii="Avenir Next" w:hAnsi="Avenir Next" w:cs="Avenir Next" w:eastAsia="Avenir Next"/>
+              <w:color w:val="5A5F66"/>
+              <w:sz w:val="15"/>
+              <w:szCs w:val="15"/>
+            </w:rPr>
+            <w:fldChar w:fldCharType="end"/>
           </w:r>
         </w:p>
       </w:tc>
@@ -4851,5 +4961,23 @@
       </w:tblCellMar>
     </w:tblPr>
   </w:style>
+  <w:style w:type="paragraph" w:styleId="Heading1">
+    <w:name w:val="heading 1"/>
+    <w:basedOn w:val="Normal"/>
+    <w:pPr>
+      <w:outlineLvl w:val="0"/>
+      <w:keepNext w:val="0"/>
+      <w:keepLines w:val="0"/>
+    </w:pPr>
+  </w:style>
+  <w:style w:type="paragraph" w:styleId="Heading2">
+    <w:name w:val="heading 2"/>
+    <w:basedOn w:val="Normal"/>
+    <w:pPr>
+      <w:outlineLvl w:val="1"/>
+      <w:keepNext w:val="0"/>
+      <w:keepLines w:val="0"/>
+    </w:pPr>
+  </w:style>
 </w:styles>
 </file>